--- a/testing/Test Case.docx
+++ b/testing/Test Case.docx
@@ -24,11 +24,14 @@
         </w:tblCellMar>
       </w:tblPr>
       <w:tblGrid>
-        <w:gridCol w:w="799"/>
-        <w:gridCol w:w="1809"/>
-        <w:gridCol w:w="1848"/>
-        <w:gridCol w:w="2241"/>
-        <w:gridCol w:w="1809"/>
+        <w:gridCol w:w="564"/>
+        <w:gridCol w:w="1181"/>
+        <w:gridCol w:w="1208"/>
+        <w:gridCol w:w="1320"/>
+        <w:gridCol w:w="1209"/>
+        <w:gridCol w:w="1172"/>
+        <w:gridCol w:w="646"/>
+        <w:gridCol w:w="1206"/>
       </w:tblGrid>
       <w:tr>
         <w:tc>
@@ -51,17 +54,29 @@
           </w:tcPr>
           <w:p>
             <w:pPr>
-              <w:pStyle w:val="4"/>
-              <w:keepNext w:val="0"/>
-              <w:keepLines w:val="0"/>
-              <w:widowControl/>
-              <w:suppressLineNumbers w:val="0"/>
-            </w:pPr>
-            <w:r>
-              <w:rPr>
+              <w:pStyle w:val="2"/>
+              <w:keepNext w:val="0"/>
+              <w:keepLines w:val="0"/>
+              <w:widowControl/>
+              <w:suppressLineNumbers w:val="0"/>
+              <w:spacing w:before="0" w:beforeAutospacing="0" w:after="0" w:afterAutospacing="0"/>
+              <w:ind w:left="0" w:right="0"/>
+              <w:jc w:val="center"/>
+              <w:rPr>
+                <w:sz w:val="15"/>
+                <w:szCs w:val="15"/>
+              </w:rPr>
+            </w:pPr>
+            <w:r>
+              <w:rPr>
+                <w:rFonts w:ascii=".applesystemuifont" w:hAnsi=".applesystemuifont" w:eastAsia=".applesystemuifont" w:cs=".applesystemuifont"/>
                 <w:b/>
                 <w:bCs/>
-                <w:bdr w:val="none" w:color="auto" w:sz="0" w:space="0"/>
+                <w:kern w:val="0"/>
+                <w:sz w:val="15"/>
+                <w:szCs w:val="15"/>
+                <w:bdr w:val="none" w:color="auto" w:sz="0" w:space="0"/>
+                <w:lang w:val="en-US" w:eastAsia="zh-CN" w:bidi="ar"/>
               </w:rPr>
               <w:t>Test Case ID</w:t>
             </w:r>
@@ -87,17 +102,29 @@
           </w:tcPr>
           <w:p>
             <w:pPr>
-              <w:pStyle w:val="4"/>
-              <w:keepNext w:val="0"/>
-              <w:keepLines w:val="0"/>
-              <w:widowControl/>
-              <w:suppressLineNumbers w:val="0"/>
-            </w:pPr>
-            <w:r>
-              <w:rPr>
+              <w:pStyle w:val="2"/>
+              <w:keepNext w:val="0"/>
+              <w:keepLines w:val="0"/>
+              <w:widowControl/>
+              <w:suppressLineNumbers w:val="0"/>
+              <w:spacing w:before="0" w:beforeAutospacing="0" w:after="0" w:afterAutospacing="0"/>
+              <w:ind w:left="0" w:right="0"/>
+              <w:jc w:val="center"/>
+              <w:rPr>
+                <w:sz w:val="15"/>
+                <w:szCs w:val="15"/>
+              </w:rPr>
+            </w:pPr>
+            <w:r>
+              <w:rPr>
+                <w:rFonts w:ascii=".applesystemuifont" w:hAnsi=".applesystemuifont" w:eastAsia=".applesystemuifont" w:cs=".applesystemuifont"/>
                 <w:b/>
                 <w:bCs/>
-                <w:bdr w:val="none" w:color="auto" w:sz="0" w:space="0"/>
+                <w:kern w:val="0"/>
+                <w:sz w:val="15"/>
+                <w:szCs w:val="15"/>
+                <w:bdr w:val="none" w:color="auto" w:sz="0" w:space="0"/>
+                <w:lang w:val="en-US" w:eastAsia="zh-CN" w:bidi="ar"/>
               </w:rPr>
               <w:t>Test Description</w:t>
             </w:r>
@@ -123,17 +150,29 @@
           </w:tcPr>
           <w:p>
             <w:pPr>
-              <w:pStyle w:val="4"/>
-              <w:keepNext w:val="0"/>
-              <w:keepLines w:val="0"/>
-              <w:widowControl/>
-              <w:suppressLineNumbers w:val="0"/>
-            </w:pPr>
-            <w:r>
-              <w:rPr>
+              <w:pStyle w:val="2"/>
+              <w:keepNext w:val="0"/>
+              <w:keepLines w:val="0"/>
+              <w:widowControl/>
+              <w:suppressLineNumbers w:val="0"/>
+              <w:spacing w:before="0" w:beforeAutospacing="0" w:after="0" w:afterAutospacing="0"/>
+              <w:ind w:left="0" w:right="0"/>
+              <w:jc w:val="center"/>
+              <w:rPr>
+                <w:sz w:val="15"/>
+                <w:szCs w:val="15"/>
+              </w:rPr>
+            </w:pPr>
+            <w:r>
+              <w:rPr>
+                <w:rFonts w:ascii=".applesystemuifont" w:hAnsi=".applesystemuifont" w:eastAsia=".applesystemuifont" w:cs=".applesystemuifont"/>
                 <w:b/>
                 <w:bCs/>
-                <w:bdr w:val="none" w:color="auto" w:sz="0" w:space="0"/>
+                <w:kern w:val="0"/>
+                <w:sz w:val="15"/>
+                <w:szCs w:val="15"/>
+                <w:bdr w:val="none" w:color="auto" w:sz="0" w:space="0"/>
+                <w:lang w:val="en-US" w:eastAsia="zh-CN" w:bidi="ar"/>
               </w:rPr>
               <w:t>Pre-condition</w:t>
             </w:r>
@@ -159,17 +198,29 @@
           </w:tcPr>
           <w:p>
             <w:pPr>
-              <w:pStyle w:val="4"/>
-              <w:keepNext w:val="0"/>
-              <w:keepLines w:val="0"/>
-              <w:widowControl/>
-              <w:suppressLineNumbers w:val="0"/>
-            </w:pPr>
-            <w:r>
-              <w:rPr>
+              <w:pStyle w:val="2"/>
+              <w:keepNext w:val="0"/>
+              <w:keepLines w:val="0"/>
+              <w:widowControl/>
+              <w:suppressLineNumbers w:val="0"/>
+              <w:spacing w:before="0" w:beforeAutospacing="0" w:after="0" w:afterAutospacing="0"/>
+              <w:ind w:left="0" w:right="0"/>
+              <w:jc w:val="center"/>
+              <w:rPr>
+                <w:sz w:val="15"/>
+                <w:szCs w:val="15"/>
+              </w:rPr>
+            </w:pPr>
+            <w:r>
+              <w:rPr>
+                <w:rFonts w:ascii=".applesystemuifont" w:hAnsi=".applesystemuifont" w:eastAsia=".applesystemuifont" w:cs=".applesystemuifont"/>
                 <w:b/>
                 <w:bCs/>
-                <w:bdr w:val="none" w:color="auto" w:sz="0" w:space="0"/>
+                <w:kern w:val="0"/>
+                <w:sz w:val="15"/>
+                <w:szCs w:val="15"/>
+                <w:bdr w:val="none" w:color="auto" w:sz="0" w:space="0"/>
+                <w:lang w:val="en-US" w:eastAsia="zh-CN" w:bidi="ar"/>
               </w:rPr>
               <w:t>Test Steps</w:t>
             </w:r>
@@ -195,19 +246,175 @@
           </w:tcPr>
           <w:p>
             <w:pPr>
-              <w:pStyle w:val="4"/>
-              <w:keepNext w:val="0"/>
-              <w:keepLines w:val="0"/>
-              <w:widowControl/>
-              <w:suppressLineNumbers w:val="0"/>
-            </w:pPr>
-            <w:r>
-              <w:rPr>
+              <w:pStyle w:val="2"/>
+              <w:keepNext w:val="0"/>
+              <w:keepLines w:val="0"/>
+              <w:widowControl/>
+              <w:suppressLineNumbers w:val="0"/>
+              <w:spacing w:before="0" w:beforeAutospacing="0" w:after="0" w:afterAutospacing="0"/>
+              <w:ind w:left="0" w:right="0"/>
+              <w:jc w:val="center"/>
+              <w:rPr>
+                <w:sz w:val="15"/>
+                <w:szCs w:val="15"/>
+              </w:rPr>
+            </w:pPr>
+            <w:r>
+              <w:rPr>
+                <w:rFonts w:ascii=".applesystemuifont" w:hAnsi=".applesystemuifont" w:eastAsia=".applesystemuifont" w:cs=".applesystemuifont"/>
                 <w:b/>
                 <w:bCs/>
-                <w:bdr w:val="none" w:color="auto" w:sz="0" w:space="0"/>
+                <w:kern w:val="0"/>
+                <w:sz w:val="15"/>
+                <w:szCs w:val="15"/>
+                <w:bdr w:val="none" w:color="auto" w:sz="0" w:space="0"/>
+                <w:lang w:val="en-US" w:eastAsia="zh-CN" w:bidi="ar"/>
               </w:rPr>
               <w:t>Expected Result</w:t>
+            </w:r>
+          </w:p>
+        </w:tc>
+        <w:tc>
+          <w:tcPr>
+            <w:tcW w:w="0" w:type="auto"/>
+            <w:tcBorders>
+              <w:top w:val="single" w:color="9A9A9A" w:sz="8" w:space="0"/>
+              <w:left w:val="single" w:color="9A9A9A" w:sz="8" w:space="0"/>
+              <w:bottom w:val="single" w:color="9A9A9A" w:sz="8" w:space="0"/>
+              <w:right w:val="single" w:color="9A9A9A" w:sz="8" w:space="0"/>
+            </w:tcBorders>
+            <w:shd w:val="clear"/>
+            <w:tcMar>
+              <w:top w:w="20" w:type="dxa"/>
+              <w:left w:w="100" w:type="dxa"/>
+              <w:bottom w:w="20" w:type="dxa"/>
+              <w:right w:w="100" w:type="dxa"/>
+            </w:tcMar>
+            <w:vAlign w:val="top"/>
+          </w:tcPr>
+          <w:p>
+            <w:pPr>
+              <w:pStyle w:val="2"/>
+              <w:keepNext w:val="0"/>
+              <w:keepLines w:val="0"/>
+              <w:widowControl/>
+              <w:suppressLineNumbers w:val="0"/>
+              <w:spacing w:before="0" w:beforeAutospacing="0" w:after="0" w:afterAutospacing="0"/>
+              <w:ind w:left="0" w:right="0"/>
+              <w:jc w:val="center"/>
+              <w:rPr>
+                <w:sz w:val="15"/>
+                <w:szCs w:val="15"/>
+              </w:rPr>
+            </w:pPr>
+            <w:r>
+              <w:rPr>
+                <w:rFonts w:ascii=".applesystemuifont" w:hAnsi=".applesystemuifont" w:eastAsia=".applesystemuifont" w:cs=".applesystemuifont"/>
+                <w:b/>
+                <w:bCs/>
+                <w:kern w:val="0"/>
+                <w:sz w:val="15"/>
+                <w:szCs w:val="15"/>
+                <w:bdr w:val="none" w:color="auto" w:sz="0" w:space="0"/>
+                <w:lang w:val="en-US" w:eastAsia="zh-CN" w:bidi="ar"/>
+              </w:rPr>
+              <w:t>Actual Result</w:t>
+            </w:r>
+          </w:p>
+        </w:tc>
+        <w:tc>
+          <w:tcPr>
+            <w:tcW w:w="0" w:type="auto"/>
+            <w:tcBorders>
+              <w:top w:val="single" w:color="9A9A9A" w:sz="8" w:space="0"/>
+              <w:left w:val="single" w:color="9A9A9A" w:sz="8" w:space="0"/>
+              <w:bottom w:val="single" w:color="9A9A9A" w:sz="8" w:space="0"/>
+              <w:right w:val="single" w:color="9A9A9A" w:sz="8" w:space="0"/>
+            </w:tcBorders>
+            <w:shd w:val="clear"/>
+            <w:tcMar>
+              <w:top w:w="20" w:type="dxa"/>
+              <w:left w:w="100" w:type="dxa"/>
+              <w:bottom w:w="20" w:type="dxa"/>
+              <w:right w:w="100" w:type="dxa"/>
+            </w:tcMar>
+            <w:vAlign w:val="top"/>
+          </w:tcPr>
+          <w:p>
+            <w:pPr>
+              <w:pStyle w:val="2"/>
+              <w:keepNext w:val="0"/>
+              <w:keepLines w:val="0"/>
+              <w:widowControl/>
+              <w:suppressLineNumbers w:val="0"/>
+              <w:spacing w:before="0" w:beforeAutospacing="0" w:after="0" w:afterAutospacing="0"/>
+              <w:ind w:left="0" w:right="0"/>
+              <w:jc w:val="center"/>
+              <w:rPr>
+                <w:sz w:val="15"/>
+                <w:szCs w:val="15"/>
+              </w:rPr>
+            </w:pPr>
+            <w:r>
+              <w:rPr>
+                <w:rFonts w:ascii=".applesystemuifont" w:hAnsi=".applesystemuifont" w:eastAsia=".applesystemuifont" w:cs=".applesystemuifont"/>
+                <w:b/>
+                <w:bCs/>
+                <w:kern w:val="0"/>
+                <w:sz w:val="15"/>
+                <w:szCs w:val="15"/>
+                <w:bdr w:val="none" w:color="auto" w:sz="0" w:space="0"/>
+                <w:lang w:val="en-US" w:eastAsia="zh-CN" w:bidi="ar"/>
+              </w:rPr>
+              <w:t>Status</w:t>
+            </w:r>
+          </w:p>
+        </w:tc>
+        <w:tc>
+          <w:tcPr>
+            <w:tcW w:w="0" w:type="auto"/>
+            <w:tcBorders>
+              <w:top w:val="single" w:color="9A9A9A" w:sz="8" w:space="0"/>
+              <w:left w:val="single" w:color="9A9A9A" w:sz="8" w:space="0"/>
+              <w:bottom w:val="single" w:color="9A9A9A" w:sz="8" w:space="0"/>
+              <w:right w:val="single" w:color="9A9A9A" w:sz="8" w:space="0"/>
+            </w:tcBorders>
+            <w:shd w:val="clear"/>
+            <w:tcMar>
+              <w:top w:w="20" w:type="dxa"/>
+              <w:left w:w="100" w:type="dxa"/>
+              <w:bottom w:w="20" w:type="dxa"/>
+              <w:right w:w="100" w:type="dxa"/>
+            </w:tcMar>
+            <w:vAlign w:val="top"/>
+          </w:tcPr>
+          <w:p>
+            <w:pPr>
+              <w:pStyle w:val="2"/>
+              <w:keepNext w:val="0"/>
+              <w:keepLines w:val="0"/>
+              <w:widowControl/>
+              <w:suppressLineNumbers w:val="0"/>
+              <w:spacing w:before="0" w:beforeAutospacing="0" w:after="0" w:afterAutospacing="0"/>
+              <w:ind w:left="0" w:right="0"/>
+              <w:jc w:val="center"/>
+              <w:rPr>
+                <w:sz w:val="15"/>
+                <w:szCs w:val="15"/>
+              </w:rPr>
+            </w:pPr>
+            <w:r>
+              <w:rPr>
+                <w:rFonts w:ascii=".applesystemuifont" w:hAnsi=".applesystemuifont" w:eastAsia=".applesystemuifont" w:cs=".applesystemuifont"/>
+                <w:b/>
+                <w:bCs/>
+                <w:kern w:val="0"/>
+                <w:sz w:val="15"/>
+                <w:szCs w:val="15"/>
+                <w:bdr w:val="none" w:color="auto" w:sz="0" w:space="0"/>
+                <w:lang w:val="en-US" w:eastAsia="zh-CN" w:bidi="ar"/>
+              </w:rPr>
+              <w:t>User Feedback</w:t>
             </w:r>
           </w:p>
         </w:tc>
@@ -233,15 +440,27 @@
           </w:tcPr>
           <w:p>
             <w:pPr>
-              <w:pStyle w:val="5"/>
-              <w:keepNext w:val="0"/>
-              <w:keepLines w:val="0"/>
-              <w:widowControl/>
-              <w:suppressLineNumbers w:val="0"/>
-            </w:pPr>
-            <w:r>
-              <w:rPr>
-                <w:bdr w:val="none" w:color="auto" w:sz="0" w:space="0"/>
+              <w:pStyle w:val="2"/>
+              <w:keepNext w:val="0"/>
+              <w:keepLines w:val="0"/>
+              <w:widowControl/>
+              <w:suppressLineNumbers w:val="0"/>
+              <w:spacing w:before="0" w:beforeAutospacing="0" w:after="0" w:afterAutospacing="0"/>
+              <w:ind w:left="0" w:right="0"/>
+              <w:jc w:val="left"/>
+              <w:rPr>
+                <w:sz w:val="15"/>
+                <w:szCs w:val="15"/>
+              </w:rPr>
+            </w:pPr>
+            <w:r>
+              <w:rPr>
+                <w:rFonts w:hint="default" w:ascii=".applesystemuifont" w:hAnsi=".applesystemuifont" w:eastAsia=".applesystemuifont" w:cs=".applesystemuifont"/>
+                <w:kern w:val="0"/>
+                <w:sz w:val="15"/>
+                <w:szCs w:val="15"/>
+                <w:bdr w:val="none" w:color="auto" w:sz="0" w:space="0"/>
+                <w:lang w:val="en-US" w:eastAsia="zh-CN" w:bidi="ar"/>
               </w:rPr>
               <w:t>TC1</w:t>
             </w:r>
@@ -267,15 +486,27 @@
           </w:tcPr>
           <w:p>
             <w:pPr>
-              <w:pStyle w:val="5"/>
-              <w:keepNext w:val="0"/>
-              <w:keepLines w:val="0"/>
-              <w:widowControl/>
-              <w:suppressLineNumbers w:val="0"/>
-            </w:pPr>
-            <w:r>
-              <w:rPr>
-                <w:bdr w:val="none" w:color="auto" w:sz="0" w:space="0"/>
+              <w:pStyle w:val="2"/>
+              <w:keepNext w:val="0"/>
+              <w:keepLines w:val="0"/>
+              <w:widowControl/>
+              <w:suppressLineNumbers w:val="0"/>
+              <w:spacing w:before="0" w:beforeAutospacing="0" w:after="0" w:afterAutospacing="0"/>
+              <w:ind w:left="0" w:right="0"/>
+              <w:jc w:val="left"/>
+              <w:rPr>
+                <w:sz w:val="15"/>
+                <w:szCs w:val="15"/>
+              </w:rPr>
+            </w:pPr>
+            <w:r>
+              <w:rPr>
+                <w:rFonts w:hint="default" w:ascii=".applesystemuifont" w:hAnsi=".applesystemuifont" w:eastAsia=".applesystemuifont" w:cs=".applesystemuifont"/>
+                <w:kern w:val="0"/>
+                <w:sz w:val="15"/>
+                <w:szCs w:val="15"/>
+                <w:bdr w:val="none" w:color="auto" w:sz="0" w:space="0"/>
+                <w:lang w:val="en-US" w:eastAsia="zh-CN" w:bidi="ar"/>
               </w:rPr>
               <w:t>Student registration and login</w:t>
             </w:r>
@@ -301,15 +532,27 @@
           </w:tcPr>
           <w:p>
             <w:pPr>
-              <w:pStyle w:val="5"/>
-              <w:keepNext w:val="0"/>
-              <w:keepLines w:val="0"/>
-              <w:widowControl/>
-              <w:suppressLineNumbers w:val="0"/>
-            </w:pPr>
-            <w:r>
-              <w:rPr>
-                <w:bdr w:val="none" w:color="auto" w:sz="0" w:space="0"/>
+              <w:pStyle w:val="2"/>
+              <w:keepNext w:val="0"/>
+              <w:keepLines w:val="0"/>
+              <w:widowControl/>
+              <w:suppressLineNumbers w:val="0"/>
+              <w:spacing w:before="0" w:beforeAutospacing="0" w:after="0" w:afterAutospacing="0"/>
+              <w:ind w:left="0" w:right="0"/>
+              <w:jc w:val="left"/>
+              <w:rPr>
+                <w:sz w:val="15"/>
+                <w:szCs w:val="15"/>
+              </w:rPr>
+            </w:pPr>
+            <w:r>
+              <w:rPr>
+                <w:rFonts w:hint="default" w:ascii=".applesystemuifont" w:hAnsi=".applesystemuifont" w:eastAsia=".applesystemuifont" w:cs=".applesystemuifont"/>
+                <w:kern w:val="0"/>
+                <w:sz w:val="15"/>
+                <w:szCs w:val="15"/>
+                <w:bdr w:val="none" w:color="auto" w:sz="0" w:space="0"/>
+                <w:lang w:val="en-US" w:eastAsia="zh-CN" w:bidi="ar"/>
               </w:rPr>
               <w:t>Student has not registered</w:t>
             </w:r>
@@ -335,15 +578,27 @@
           </w:tcPr>
           <w:p>
             <w:pPr>
-              <w:pStyle w:val="5"/>
-              <w:keepNext w:val="0"/>
-              <w:keepLines w:val="0"/>
-              <w:widowControl/>
-              <w:suppressLineNumbers w:val="0"/>
-            </w:pPr>
-            <w:r>
-              <w:rPr>
-                <w:bdr w:val="none" w:color="auto" w:sz="0" w:space="0"/>
+              <w:pStyle w:val="2"/>
+              <w:keepNext w:val="0"/>
+              <w:keepLines w:val="0"/>
+              <w:widowControl/>
+              <w:suppressLineNumbers w:val="0"/>
+              <w:spacing w:before="0" w:beforeAutospacing="0" w:after="0" w:afterAutospacing="0"/>
+              <w:ind w:left="0" w:right="0"/>
+              <w:jc w:val="left"/>
+              <w:rPr>
+                <w:sz w:val="15"/>
+                <w:szCs w:val="15"/>
+              </w:rPr>
+            </w:pPr>
+            <w:r>
+              <w:rPr>
+                <w:rFonts w:hint="default" w:ascii=".applesystemuifont" w:hAnsi=".applesystemuifont" w:eastAsia=".applesystemuifont" w:cs=".applesystemuifont"/>
+                <w:kern w:val="0"/>
+                <w:sz w:val="15"/>
+                <w:szCs w:val="15"/>
+                <w:bdr w:val="none" w:color="auto" w:sz="0" w:space="0"/>
+                <w:lang w:val="en-US" w:eastAsia="zh-CN" w:bidi="ar"/>
               </w:rPr>
               <w:t>1. Open system 2. Click register 3. Enter username, email, password 4. Submit</w:t>
             </w:r>
@@ -369,17 +624,167 @@
           </w:tcPr>
           <w:p>
             <w:pPr>
-              <w:pStyle w:val="5"/>
-              <w:keepNext w:val="0"/>
-              <w:keepLines w:val="0"/>
-              <w:widowControl/>
-              <w:suppressLineNumbers w:val="0"/>
-            </w:pPr>
-            <w:r>
-              <w:rPr>
-                <w:bdr w:val="none" w:color="auto" w:sz="0" w:space="0"/>
+              <w:pStyle w:val="2"/>
+              <w:keepNext w:val="0"/>
+              <w:keepLines w:val="0"/>
+              <w:widowControl/>
+              <w:suppressLineNumbers w:val="0"/>
+              <w:spacing w:before="0" w:beforeAutospacing="0" w:after="0" w:afterAutospacing="0"/>
+              <w:ind w:left="0" w:right="0"/>
+              <w:jc w:val="left"/>
+              <w:rPr>
+                <w:sz w:val="15"/>
+                <w:szCs w:val="15"/>
+              </w:rPr>
+            </w:pPr>
+            <w:r>
+              <w:rPr>
+                <w:rFonts w:hint="default" w:ascii=".applesystemuifont" w:hAnsi=".applesystemuifont" w:eastAsia=".applesystemuifont" w:cs=".applesystemuifont"/>
+                <w:kern w:val="0"/>
+                <w:sz w:val="15"/>
+                <w:szCs w:val="15"/>
+                <w:bdr w:val="none" w:color="auto" w:sz="0" w:space="0"/>
+                <w:lang w:val="en-US" w:eastAsia="zh-CN" w:bidi="ar"/>
               </w:rPr>
               <w:t>Account created successfully and student can log in</w:t>
+            </w:r>
+          </w:p>
+        </w:tc>
+        <w:tc>
+          <w:tcPr>
+            <w:tcW w:w="0" w:type="auto"/>
+            <w:tcBorders>
+              <w:top w:val="single" w:color="9A9A9A" w:sz="8" w:space="0"/>
+              <w:left w:val="single" w:color="9A9A9A" w:sz="8" w:space="0"/>
+              <w:bottom w:val="single" w:color="9A9A9A" w:sz="8" w:space="0"/>
+              <w:right w:val="single" w:color="9A9A9A" w:sz="8" w:space="0"/>
+            </w:tcBorders>
+            <w:shd w:val="clear"/>
+            <w:tcMar>
+              <w:top w:w="20" w:type="dxa"/>
+              <w:left w:w="100" w:type="dxa"/>
+              <w:bottom w:w="20" w:type="dxa"/>
+              <w:right w:w="100" w:type="dxa"/>
+            </w:tcMar>
+            <w:vAlign w:val="top"/>
+          </w:tcPr>
+          <w:p>
+            <w:pPr>
+              <w:pStyle w:val="2"/>
+              <w:keepNext w:val="0"/>
+              <w:keepLines w:val="0"/>
+              <w:widowControl/>
+              <w:suppressLineNumbers w:val="0"/>
+              <w:spacing w:before="0" w:beforeAutospacing="0" w:after="0" w:afterAutospacing="0"/>
+              <w:ind w:left="0" w:right="0"/>
+              <w:jc w:val="left"/>
+              <w:rPr>
+                <w:sz w:val="15"/>
+                <w:szCs w:val="15"/>
+              </w:rPr>
+            </w:pPr>
+            <w:r>
+              <w:rPr>
+                <w:rFonts w:hint="default" w:ascii=".applesystemuifont" w:hAnsi=".applesystemuifont" w:eastAsia=".applesystemuifont" w:cs=".applesystemuifont"/>
+                <w:kern w:val="0"/>
+                <w:sz w:val="15"/>
+                <w:szCs w:val="15"/>
+                <w:bdr w:val="none" w:color="auto" w:sz="0" w:space="0"/>
+                <w:lang w:val="en-US" w:eastAsia="zh-CN" w:bidi="ar"/>
+              </w:rPr>
+              <w:t>System created account successfully and login worked as expected</w:t>
+            </w:r>
+          </w:p>
+        </w:tc>
+        <w:tc>
+          <w:tcPr>
+            <w:tcW w:w="0" w:type="auto"/>
+            <w:tcBorders>
+              <w:top w:val="single" w:color="9A9A9A" w:sz="8" w:space="0"/>
+              <w:left w:val="single" w:color="9A9A9A" w:sz="8" w:space="0"/>
+              <w:bottom w:val="single" w:color="9A9A9A" w:sz="8" w:space="0"/>
+              <w:right w:val="single" w:color="9A9A9A" w:sz="8" w:space="0"/>
+            </w:tcBorders>
+            <w:shd w:val="clear"/>
+            <w:tcMar>
+              <w:top w:w="20" w:type="dxa"/>
+              <w:left w:w="100" w:type="dxa"/>
+              <w:bottom w:w="20" w:type="dxa"/>
+              <w:right w:w="100" w:type="dxa"/>
+            </w:tcMar>
+            <w:vAlign w:val="top"/>
+          </w:tcPr>
+          <w:p>
+            <w:pPr>
+              <w:pStyle w:val="2"/>
+              <w:keepNext w:val="0"/>
+              <w:keepLines w:val="0"/>
+              <w:widowControl/>
+              <w:suppressLineNumbers w:val="0"/>
+              <w:spacing w:before="0" w:beforeAutospacing="0" w:after="0" w:afterAutospacing="0"/>
+              <w:ind w:left="0" w:right="0"/>
+              <w:jc w:val="left"/>
+              <w:rPr>
+                <w:sz w:val="15"/>
+                <w:szCs w:val="15"/>
+              </w:rPr>
+            </w:pPr>
+            <w:r>
+              <w:rPr>
+                <w:rFonts w:hint="default" w:ascii=".applesystemuifont" w:hAnsi=".applesystemuifont" w:eastAsia=".applesystemuifont" w:cs=".applesystemuifont"/>
+                <w:kern w:val="0"/>
+                <w:sz w:val="15"/>
+                <w:szCs w:val="15"/>
+                <w:bdr w:val="none" w:color="auto" w:sz="0" w:space="0"/>
+                <w:lang w:val="en-US" w:eastAsia="zh-CN" w:bidi="ar"/>
+              </w:rPr>
+              <w:t>Pass</w:t>
+            </w:r>
+          </w:p>
+        </w:tc>
+        <w:tc>
+          <w:tcPr>
+            <w:tcW w:w="0" w:type="auto"/>
+            <w:tcBorders>
+              <w:top w:val="single" w:color="9A9A9A" w:sz="8" w:space="0"/>
+              <w:left w:val="single" w:color="9A9A9A" w:sz="8" w:space="0"/>
+              <w:bottom w:val="single" w:color="9A9A9A" w:sz="8" w:space="0"/>
+              <w:right w:val="single" w:color="9A9A9A" w:sz="8" w:space="0"/>
+            </w:tcBorders>
+            <w:shd w:val="clear"/>
+            <w:tcMar>
+              <w:top w:w="20" w:type="dxa"/>
+              <w:left w:w="100" w:type="dxa"/>
+              <w:bottom w:w="20" w:type="dxa"/>
+              <w:right w:w="100" w:type="dxa"/>
+            </w:tcMar>
+            <w:vAlign w:val="top"/>
+          </w:tcPr>
+          <w:p>
+            <w:pPr>
+              <w:pStyle w:val="2"/>
+              <w:keepNext w:val="0"/>
+              <w:keepLines w:val="0"/>
+              <w:widowControl/>
+              <w:suppressLineNumbers w:val="0"/>
+              <w:spacing w:before="0" w:beforeAutospacing="0" w:after="0" w:afterAutospacing="0"/>
+              <w:ind w:left="0" w:right="0"/>
+              <w:jc w:val="left"/>
+              <w:rPr>
+                <w:sz w:val="15"/>
+                <w:szCs w:val="15"/>
+              </w:rPr>
+            </w:pPr>
+            <w:r>
+              <w:rPr>
+                <w:rFonts w:hint="default" w:ascii=".applesystemuifont" w:hAnsi=".applesystemuifont" w:eastAsia=".applesystemuifont" w:cs=".applesystemuifont"/>
+                <w:kern w:val="0"/>
+                <w:sz w:val="15"/>
+                <w:szCs w:val="15"/>
+                <w:bdr w:val="none" w:color="auto" w:sz="0" w:space="0"/>
+                <w:lang w:val="en-US" w:eastAsia="zh-CN" w:bidi="ar"/>
+              </w:rPr>
+              <w:t>Registration process was simple and easy to understand</w:t>
             </w:r>
           </w:p>
         </w:tc>
@@ -405,15 +810,27 @@
           </w:tcPr>
           <w:p>
             <w:pPr>
-              <w:pStyle w:val="5"/>
-              <w:keepNext w:val="0"/>
-              <w:keepLines w:val="0"/>
-              <w:widowControl/>
-              <w:suppressLineNumbers w:val="0"/>
-            </w:pPr>
-            <w:r>
-              <w:rPr>
-                <w:bdr w:val="none" w:color="auto" w:sz="0" w:space="0"/>
+              <w:pStyle w:val="2"/>
+              <w:keepNext w:val="0"/>
+              <w:keepLines w:val="0"/>
+              <w:widowControl/>
+              <w:suppressLineNumbers w:val="0"/>
+              <w:spacing w:before="0" w:beforeAutospacing="0" w:after="0" w:afterAutospacing="0"/>
+              <w:ind w:left="0" w:right="0"/>
+              <w:jc w:val="left"/>
+              <w:rPr>
+                <w:sz w:val="15"/>
+                <w:szCs w:val="15"/>
+              </w:rPr>
+            </w:pPr>
+            <w:r>
+              <w:rPr>
+                <w:rFonts w:hint="default" w:ascii=".applesystemuifont" w:hAnsi=".applesystemuifont" w:eastAsia=".applesystemuifont" w:cs=".applesystemuifont"/>
+                <w:kern w:val="0"/>
+                <w:sz w:val="15"/>
+                <w:szCs w:val="15"/>
+                <w:bdr w:val="none" w:color="auto" w:sz="0" w:space="0"/>
+                <w:lang w:val="en-US" w:eastAsia="zh-CN" w:bidi="ar"/>
               </w:rPr>
               <w:t>TC2</w:t>
             </w:r>
@@ -439,15 +856,27 @@
           </w:tcPr>
           <w:p>
             <w:pPr>
-              <w:pStyle w:val="5"/>
-              <w:keepNext w:val="0"/>
-              <w:keepLines w:val="0"/>
-              <w:widowControl/>
-              <w:suppressLineNumbers w:val="0"/>
-            </w:pPr>
-            <w:r>
-              <w:rPr>
-                <w:bdr w:val="none" w:color="auto" w:sz="0" w:space="0"/>
+              <w:pStyle w:val="2"/>
+              <w:keepNext w:val="0"/>
+              <w:keepLines w:val="0"/>
+              <w:widowControl/>
+              <w:suppressLineNumbers w:val="0"/>
+              <w:spacing w:before="0" w:beforeAutospacing="0" w:after="0" w:afterAutospacing="0"/>
+              <w:ind w:left="0" w:right="0"/>
+              <w:jc w:val="left"/>
+              <w:rPr>
+                <w:sz w:val="15"/>
+                <w:szCs w:val="15"/>
+              </w:rPr>
+            </w:pPr>
+            <w:r>
+              <w:rPr>
+                <w:rFonts w:hint="default" w:ascii=".applesystemuifont" w:hAnsi=".applesystemuifont" w:eastAsia=".applesystemuifont" w:cs=".applesystemuifont"/>
+                <w:kern w:val="0"/>
+                <w:sz w:val="15"/>
+                <w:szCs w:val="15"/>
+                <w:bdr w:val="none" w:color="auto" w:sz="0" w:space="0"/>
+                <w:lang w:val="en-US" w:eastAsia="zh-CN" w:bidi="ar"/>
               </w:rPr>
               <w:t>Student login with valid credentials</w:t>
             </w:r>
@@ -473,15 +902,27 @@
           </w:tcPr>
           <w:p>
             <w:pPr>
-              <w:pStyle w:val="5"/>
-              <w:keepNext w:val="0"/>
-              <w:keepLines w:val="0"/>
-              <w:widowControl/>
-              <w:suppressLineNumbers w:val="0"/>
-            </w:pPr>
-            <w:r>
-              <w:rPr>
-                <w:bdr w:val="none" w:color="auto" w:sz="0" w:space="0"/>
+              <w:pStyle w:val="2"/>
+              <w:keepNext w:val="0"/>
+              <w:keepLines w:val="0"/>
+              <w:widowControl/>
+              <w:suppressLineNumbers w:val="0"/>
+              <w:spacing w:before="0" w:beforeAutospacing="0" w:after="0" w:afterAutospacing="0"/>
+              <w:ind w:left="0" w:right="0"/>
+              <w:jc w:val="left"/>
+              <w:rPr>
+                <w:sz w:val="15"/>
+                <w:szCs w:val="15"/>
+              </w:rPr>
+            </w:pPr>
+            <w:r>
+              <w:rPr>
+                <w:rFonts w:hint="default" w:ascii=".applesystemuifont" w:hAnsi=".applesystemuifont" w:eastAsia=".applesystemuifont" w:cs=".applesystemuifont"/>
+                <w:kern w:val="0"/>
+                <w:sz w:val="15"/>
+                <w:szCs w:val="15"/>
+                <w:bdr w:val="none" w:color="auto" w:sz="0" w:space="0"/>
+                <w:lang w:val="en-US" w:eastAsia="zh-CN" w:bidi="ar"/>
               </w:rPr>
               <w:t>Student account exists</w:t>
             </w:r>
@@ -507,15 +948,27 @@
           </w:tcPr>
           <w:p>
             <w:pPr>
-              <w:pStyle w:val="5"/>
-              <w:keepNext w:val="0"/>
-              <w:keepLines w:val="0"/>
-              <w:widowControl/>
-              <w:suppressLineNumbers w:val="0"/>
-            </w:pPr>
-            <w:r>
-              <w:rPr>
-                <w:bdr w:val="none" w:color="auto" w:sz="0" w:space="0"/>
+              <w:pStyle w:val="2"/>
+              <w:keepNext w:val="0"/>
+              <w:keepLines w:val="0"/>
+              <w:widowControl/>
+              <w:suppressLineNumbers w:val="0"/>
+              <w:spacing w:before="0" w:beforeAutospacing="0" w:after="0" w:afterAutospacing="0"/>
+              <w:ind w:left="0" w:right="0"/>
+              <w:jc w:val="left"/>
+              <w:rPr>
+                <w:sz w:val="15"/>
+                <w:szCs w:val="15"/>
+              </w:rPr>
+            </w:pPr>
+            <w:r>
+              <w:rPr>
+                <w:rFonts w:hint="default" w:ascii=".applesystemuifont" w:hAnsi=".applesystemuifont" w:eastAsia=".applesystemuifont" w:cs=".applesystemuifont"/>
+                <w:kern w:val="0"/>
+                <w:sz w:val="15"/>
+                <w:szCs w:val="15"/>
+                <w:bdr w:val="none" w:color="auto" w:sz="0" w:space="0"/>
+                <w:lang w:val="en-US" w:eastAsia="zh-CN" w:bidi="ar"/>
               </w:rPr>
               <w:t>1. Enter username and password 2. Click login</w:t>
             </w:r>
@@ -541,17 +994,167 @@
           </w:tcPr>
           <w:p>
             <w:pPr>
-              <w:pStyle w:val="5"/>
-              <w:keepNext w:val="0"/>
-              <w:keepLines w:val="0"/>
-              <w:widowControl/>
-              <w:suppressLineNumbers w:val="0"/>
-            </w:pPr>
-            <w:r>
-              <w:rPr>
-                <w:bdr w:val="none" w:color="auto" w:sz="0" w:space="0"/>
+              <w:pStyle w:val="2"/>
+              <w:keepNext w:val="0"/>
+              <w:keepLines w:val="0"/>
+              <w:widowControl/>
+              <w:suppressLineNumbers w:val="0"/>
+              <w:spacing w:before="0" w:beforeAutospacing="0" w:after="0" w:afterAutospacing="0"/>
+              <w:ind w:left="0" w:right="0"/>
+              <w:jc w:val="left"/>
+              <w:rPr>
+                <w:sz w:val="15"/>
+                <w:szCs w:val="15"/>
+              </w:rPr>
+            </w:pPr>
+            <w:r>
+              <w:rPr>
+                <w:rFonts w:hint="default" w:ascii=".applesystemuifont" w:hAnsi=".applesystemuifont" w:eastAsia=".applesystemuifont" w:cs=".applesystemuifont"/>
+                <w:kern w:val="0"/>
+                <w:sz w:val="15"/>
+                <w:szCs w:val="15"/>
+                <w:bdr w:val="none" w:color="auto" w:sz="0" w:space="0"/>
+                <w:lang w:val="en-US" w:eastAsia="zh-CN" w:bidi="ar"/>
               </w:rPr>
               <w:t>Student successfully logs into the system</w:t>
+            </w:r>
+          </w:p>
+        </w:tc>
+        <w:tc>
+          <w:tcPr>
+            <w:tcW w:w="0" w:type="auto"/>
+            <w:tcBorders>
+              <w:top w:val="single" w:color="9A9A9A" w:sz="8" w:space="0"/>
+              <w:left w:val="single" w:color="9A9A9A" w:sz="8" w:space="0"/>
+              <w:bottom w:val="single" w:color="9A9A9A" w:sz="8" w:space="0"/>
+              <w:right w:val="single" w:color="9A9A9A" w:sz="8" w:space="0"/>
+            </w:tcBorders>
+            <w:shd w:val="clear"/>
+            <w:tcMar>
+              <w:top w:w="20" w:type="dxa"/>
+              <w:left w:w="100" w:type="dxa"/>
+              <w:bottom w:w="20" w:type="dxa"/>
+              <w:right w:w="100" w:type="dxa"/>
+            </w:tcMar>
+            <w:vAlign w:val="top"/>
+          </w:tcPr>
+          <w:p>
+            <w:pPr>
+              <w:pStyle w:val="2"/>
+              <w:keepNext w:val="0"/>
+              <w:keepLines w:val="0"/>
+              <w:widowControl/>
+              <w:suppressLineNumbers w:val="0"/>
+              <w:spacing w:before="0" w:beforeAutospacing="0" w:after="0" w:afterAutospacing="0"/>
+              <w:ind w:left="0" w:right="0"/>
+              <w:jc w:val="left"/>
+              <w:rPr>
+                <w:sz w:val="15"/>
+                <w:szCs w:val="15"/>
+              </w:rPr>
+            </w:pPr>
+            <w:r>
+              <w:rPr>
+                <w:rFonts w:hint="default" w:ascii=".applesystemuifont" w:hAnsi=".applesystemuifont" w:eastAsia=".applesystemuifont" w:cs=".applesystemuifont"/>
+                <w:kern w:val="0"/>
+                <w:sz w:val="15"/>
+                <w:szCs w:val="15"/>
+                <w:bdr w:val="none" w:color="auto" w:sz="0" w:space="0"/>
+                <w:lang w:val="en-US" w:eastAsia="zh-CN" w:bidi="ar"/>
+              </w:rPr>
+              <w:t>System allowed login successfully with valid credentials</w:t>
+            </w:r>
+          </w:p>
+        </w:tc>
+        <w:tc>
+          <w:tcPr>
+            <w:tcW w:w="0" w:type="auto"/>
+            <w:tcBorders>
+              <w:top w:val="single" w:color="9A9A9A" w:sz="8" w:space="0"/>
+              <w:left w:val="single" w:color="9A9A9A" w:sz="8" w:space="0"/>
+              <w:bottom w:val="single" w:color="9A9A9A" w:sz="8" w:space="0"/>
+              <w:right w:val="single" w:color="9A9A9A" w:sz="8" w:space="0"/>
+            </w:tcBorders>
+            <w:shd w:val="clear"/>
+            <w:tcMar>
+              <w:top w:w="20" w:type="dxa"/>
+              <w:left w:w="100" w:type="dxa"/>
+              <w:bottom w:w="20" w:type="dxa"/>
+              <w:right w:w="100" w:type="dxa"/>
+            </w:tcMar>
+            <w:vAlign w:val="top"/>
+          </w:tcPr>
+          <w:p>
+            <w:pPr>
+              <w:pStyle w:val="2"/>
+              <w:keepNext w:val="0"/>
+              <w:keepLines w:val="0"/>
+              <w:widowControl/>
+              <w:suppressLineNumbers w:val="0"/>
+              <w:spacing w:before="0" w:beforeAutospacing="0" w:after="0" w:afterAutospacing="0"/>
+              <w:ind w:left="0" w:right="0"/>
+              <w:jc w:val="left"/>
+              <w:rPr>
+                <w:sz w:val="15"/>
+                <w:szCs w:val="15"/>
+              </w:rPr>
+            </w:pPr>
+            <w:r>
+              <w:rPr>
+                <w:rFonts w:hint="default" w:ascii=".applesystemuifont" w:hAnsi=".applesystemuifont" w:eastAsia=".applesystemuifont" w:cs=".applesystemuifont"/>
+                <w:kern w:val="0"/>
+                <w:sz w:val="15"/>
+                <w:szCs w:val="15"/>
+                <w:bdr w:val="none" w:color="auto" w:sz="0" w:space="0"/>
+                <w:lang w:val="en-US" w:eastAsia="zh-CN" w:bidi="ar"/>
+              </w:rPr>
+              <w:t>Pass</w:t>
+            </w:r>
+          </w:p>
+        </w:tc>
+        <w:tc>
+          <w:tcPr>
+            <w:tcW w:w="0" w:type="auto"/>
+            <w:tcBorders>
+              <w:top w:val="single" w:color="9A9A9A" w:sz="8" w:space="0"/>
+              <w:left w:val="single" w:color="9A9A9A" w:sz="8" w:space="0"/>
+              <w:bottom w:val="single" w:color="9A9A9A" w:sz="8" w:space="0"/>
+              <w:right w:val="single" w:color="9A9A9A" w:sz="8" w:space="0"/>
+            </w:tcBorders>
+            <w:shd w:val="clear"/>
+            <w:tcMar>
+              <w:top w:w="20" w:type="dxa"/>
+              <w:left w:w="100" w:type="dxa"/>
+              <w:bottom w:w="20" w:type="dxa"/>
+              <w:right w:w="100" w:type="dxa"/>
+            </w:tcMar>
+            <w:vAlign w:val="top"/>
+          </w:tcPr>
+          <w:p>
+            <w:pPr>
+              <w:pStyle w:val="2"/>
+              <w:keepNext w:val="0"/>
+              <w:keepLines w:val="0"/>
+              <w:widowControl/>
+              <w:suppressLineNumbers w:val="0"/>
+              <w:spacing w:before="0" w:beforeAutospacing="0" w:after="0" w:afterAutospacing="0"/>
+              <w:ind w:left="0" w:right="0"/>
+              <w:jc w:val="left"/>
+              <w:rPr>
+                <w:sz w:val="15"/>
+                <w:szCs w:val="15"/>
+              </w:rPr>
+            </w:pPr>
+            <w:r>
+              <w:rPr>
+                <w:rFonts w:hint="default" w:ascii=".applesystemuifont" w:hAnsi=".applesystemuifont" w:eastAsia=".applesystemuifont" w:cs=".applesystemuifont"/>
+                <w:kern w:val="0"/>
+                <w:sz w:val="15"/>
+                <w:szCs w:val="15"/>
+                <w:bdr w:val="none" w:color="auto" w:sz="0" w:space="0"/>
+                <w:lang w:val="en-US" w:eastAsia="zh-CN" w:bidi="ar"/>
+              </w:rPr>
+              <w:t>Login process is quick and user-friendly</w:t>
             </w:r>
           </w:p>
         </w:tc>
@@ -577,15 +1180,27 @@
           </w:tcPr>
           <w:p>
             <w:pPr>
-              <w:pStyle w:val="5"/>
-              <w:keepNext w:val="0"/>
-              <w:keepLines w:val="0"/>
-              <w:widowControl/>
-              <w:suppressLineNumbers w:val="0"/>
-            </w:pPr>
-            <w:r>
-              <w:rPr>
-                <w:bdr w:val="none" w:color="auto" w:sz="0" w:space="0"/>
+              <w:pStyle w:val="2"/>
+              <w:keepNext w:val="0"/>
+              <w:keepLines w:val="0"/>
+              <w:widowControl/>
+              <w:suppressLineNumbers w:val="0"/>
+              <w:spacing w:before="0" w:beforeAutospacing="0" w:after="0" w:afterAutospacing="0"/>
+              <w:ind w:left="0" w:right="0"/>
+              <w:jc w:val="left"/>
+              <w:rPr>
+                <w:sz w:val="15"/>
+                <w:szCs w:val="15"/>
+              </w:rPr>
+            </w:pPr>
+            <w:r>
+              <w:rPr>
+                <w:rFonts w:hint="default" w:ascii=".applesystemuifont" w:hAnsi=".applesystemuifont" w:eastAsia=".applesystemuifont" w:cs=".applesystemuifont"/>
+                <w:kern w:val="0"/>
+                <w:sz w:val="15"/>
+                <w:szCs w:val="15"/>
+                <w:bdr w:val="none" w:color="auto" w:sz="0" w:space="0"/>
+                <w:lang w:val="en-US" w:eastAsia="zh-CN" w:bidi="ar"/>
               </w:rPr>
               <w:t>TC3</w:t>
             </w:r>
@@ -611,15 +1226,27 @@
           </w:tcPr>
           <w:p>
             <w:pPr>
-              <w:pStyle w:val="5"/>
-              <w:keepNext w:val="0"/>
-              <w:keepLines w:val="0"/>
-              <w:widowControl/>
-              <w:suppressLineNumbers w:val="0"/>
-            </w:pPr>
-            <w:r>
-              <w:rPr>
-                <w:bdr w:val="none" w:color="auto" w:sz="0" w:space="0"/>
+              <w:pStyle w:val="2"/>
+              <w:keepNext w:val="0"/>
+              <w:keepLines w:val="0"/>
+              <w:widowControl/>
+              <w:suppressLineNumbers w:val="0"/>
+              <w:spacing w:before="0" w:beforeAutospacing="0" w:after="0" w:afterAutospacing="0"/>
+              <w:ind w:left="0" w:right="0"/>
+              <w:jc w:val="left"/>
+              <w:rPr>
+                <w:sz w:val="15"/>
+                <w:szCs w:val="15"/>
+              </w:rPr>
+            </w:pPr>
+            <w:r>
+              <w:rPr>
+                <w:rFonts w:hint="default" w:ascii=".applesystemuifont" w:hAnsi=".applesystemuifont" w:eastAsia=".applesystemuifont" w:cs=".applesystemuifont"/>
+                <w:kern w:val="0"/>
+                <w:sz w:val="15"/>
+                <w:szCs w:val="15"/>
+                <w:bdr w:val="none" w:color="auto" w:sz="0" w:space="0"/>
+                <w:lang w:val="en-US" w:eastAsia="zh-CN" w:bidi="ar"/>
               </w:rPr>
               <w:t>View available appointment time slots</w:t>
             </w:r>
@@ -645,15 +1272,27 @@
           </w:tcPr>
           <w:p>
             <w:pPr>
-              <w:pStyle w:val="5"/>
-              <w:keepNext w:val="0"/>
-              <w:keepLines w:val="0"/>
-              <w:widowControl/>
-              <w:suppressLineNumbers w:val="0"/>
-            </w:pPr>
-            <w:r>
-              <w:rPr>
-                <w:bdr w:val="none" w:color="auto" w:sz="0" w:space="0"/>
+              <w:pStyle w:val="2"/>
+              <w:keepNext w:val="0"/>
+              <w:keepLines w:val="0"/>
+              <w:widowControl/>
+              <w:suppressLineNumbers w:val="0"/>
+              <w:spacing w:before="0" w:beforeAutospacing="0" w:after="0" w:afterAutospacing="0"/>
+              <w:ind w:left="0" w:right="0"/>
+              <w:jc w:val="left"/>
+              <w:rPr>
+                <w:sz w:val="15"/>
+                <w:szCs w:val="15"/>
+              </w:rPr>
+            </w:pPr>
+            <w:r>
+              <w:rPr>
+                <w:rFonts w:hint="default" w:ascii=".applesystemuifont" w:hAnsi=".applesystemuifont" w:eastAsia=".applesystemuifont" w:cs=".applesystemuifont"/>
+                <w:kern w:val="0"/>
+                <w:sz w:val="15"/>
+                <w:szCs w:val="15"/>
+                <w:bdr w:val="none" w:color="auto" w:sz="0" w:space="0"/>
+                <w:lang w:val="en-US" w:eastAsia="zh-CN" w:bidi="ar"/>
               </w:rPr>
               <w:t>Student logged in</w:t>
             </w:r>
@@ -679,35 +1318,60 @@
           </w:tcPr>
           <w:p>
             <w:pPr>
-              <w:pStyle w:val="5"/>
-              <w:keepNext w:val="0"/>
-              <w:keepLines w:val="0"/>
-              <w:widowControl/>
-              <w:suppressLineNumbers w:val="0"/>
-            </w:pPr>
-            <w:r>
-              <w:rPr>
-                <w:bdr w:val="none" w:color="auto" w:sz="0" w:space="0"/>
+              <w:pStyle w:val="2"/>
+              <w:keepNext w:val="0"/>
+              <w:keepLines w:val="0"/>
+              <w:widowControl/>
+              <w:suppressLineNumbers w:val="0"/>
+              <w:spacing w:before="0" w:beforeAutospacing="0" w:after="0" w:afterAutospacing="0"/>
+              <w:ind w:left="0" w:right="0"/>
+              <w:jc w:val="left"/>
+              <w:rPr>
+                <w:sz w:val="15"/>
+                <w:szCs w:val="15"/>
+              </w:rPr>
+            </w:pPr>
+            <w:r>
+              <w:rPr>
+                <w:rFonts w:hint="default" w:ascii=".applesystemuifont" w:hAnsi=".applesystemuifont" w:eastAsia=".applesystemuifont" w:cs=".applesystemuifont"/>
+                <w:kern w:val="0"/>
+                <w:sz w:val="15"/>
+                <w:szCs w:val="15"/>
+                <w:bdr w:val="none" w:color="auto" w:sz="0" w:space="0"/>
+                <w:lang w:val="en-US" w:eastAsia="zh-CN" w:bidi="ar"/>
               </w:rPr>
               <w:t xml:space="preserve">1. Go to appointment page 2. Click </w:t>
             </w:r>
             <w:r>
               <w:rPr>
-                <w:rStyle w:val="6"/>
-                <w:bdr w:val="none" w:color="auto" w:sz="0" w:space="0"/>
+                <w:rFonts w:hint="default" w:ascii=".pingfang sc" w:hAnsi=".pingfang sc" w:eastAsia=".pingfang sc" w:cs=".pingfang sc"/>
+                <w:kern w:val="0"/>
+                <w:sz w:val="15"/>
+                <w:szCs w:val="15"/>
+                <w:bdr w:val="none" w:color="auto" w:sz="0" w:space="0"/>
+                <w:lang w:val="en-US" w:eastAsia="zh-CN" w:bidi="ar"/>
               </w:rPr>
               <w:t>“</w:t>
             </w:r>
             <w:r>
               <w:rPr>
-                <w:bdr w:val="none" w:color="auto" w:sz="0" w:space="0"/>
+                <w:rFonts w:hint="default" w:ascii=".applesystemuifont" w:hAnsi=".applesystemuifont" w:eastAsia=".applesystemuifont" w:cs=".applesystemuifont"/>
+                <w:kern w:val="0"/>
+                <w:sz w:val="15"/>
+                <w:szCs w:val="15"/>
+                <w:bdr w:val="none" w:color="auto" w:sz="0" w:space="0"/>
+                <w:lang w:val="en-US" w:eastAsia="zh-CN" w:bidi="ar"/>
               </w:rPr>
               <w:t>View available times</w:t>
             </w:r>
             <w:r>
               <w:rPr>
-                <w:rStyle w:val="6"/>
-                <w:bdr w:val="none" w:color="auto" w:sz="0" w:space="0"/>
+                <w:rFonts w:hint="default" w:ascii=".pingfang sc" w:hAnsi=".pingfang sc" w:eastAsia=".pingfang sc" w:cs=".pingfang sc"/>
+                <w:kern w:val="0"/>
+                <w:sz w:val="15"/>
+                <w:szCs w:val="15"/>
+                <w:bdr w:val="none" w:color="auto" w:sz="0" w:space="0"/>
+                <w:lang w:val="en-US" w:eastAsia="zh-CN" w:bidi="ar"/>
               </w:rPr>
               <w:t>”</w:t>
             </w:r>
@@ -733,17 +1397,167 @@
           </w:tcPr>
           <w:p>
             <w:pPr>
-              <w:pStyle w:val="5"/>
-              <w:keepNext w:val="0"/>
-              <w:keepLines w:val="0"/>
-              <w:widowControl/>
-              <w:suppressLineNumbers w:val="0"/>
-            </w:pPr>
-            <w:r>
-              <w:rPr>
-                <w:bdr w:val="none" w:color="auto" w:sz="0" w:space="0"/>
+              <w:pStyle w:val="2"/>
+              <w:keepNext w:val="0"/>
+              <w:keepLines w:val="0"/>
+              <w:widowControl/>
+              <w:suppressLineNumbers w:val="0"/>
+              <w:spacing w:before="0" w:beforeAutospacing="0" w:after="0" w:afterAutospacing="0"/>
+              <w:ind w:left="0" w:right="0"/>
+              <w:jc w:val="left"/>
+              <w:rPr>
+                <w:sz w:val="15"/>
+                <w:szCs w:val="15"/>
+              </w:rPr>
+            </w:pPr>
+            <w:r>
+              <w:rPr>
+                <w:rFonts w:hint="default" w:ascii=".applesystemuifont" w:hAnsi=".applesystemuifont" w:eastAsia=".applesystemuifont" w:cs=".applesystemuifont"/>
+                <w:kern w:val="0"/>
+                <w:sz w:val="15"/>
+                <w:szCs w:val="15"/>
+                <w:bdr w:val="none" w:color="auto" w:sz="0" w:space="0"/>
+                <w:lang w:val="en-US" w:eastAsia="zh-CN" w:bidi="ar"/>
               </w:rPr>
               <w:t>System displays available appointment slots</w:t>
+            </w:r>
+          </w:p>
+        </w:tc>
+        <w:tc>
+          <w:tcPr>
+            <w:tcW w:w="0" w:type="auto"/>
+            <w:tcBorders>
+              <w:top w:val="single" w:color="9A9A9A" w:sz="8" w:space="0"/>
+              <w:left w:val="single" w:color="9A9A9A" w:sz="8" w:space="0"/>
+              <w:bottom w:val="single" w:color="9A9A9A" w:sz="8" w:space="0"/>
+              <w:right w:val="single" w:color="9A9A9A" w:sz="8" w:space="0"/>
+            </w:tcBorders>
+            <w:shd w:val="clear"/>
+            <w:tcMar>
+              <w:top w:w="20" w:type="dxa"/>
+              <w:left w:w="100" w:type="dxa"/>
+              <w:bottom w:w="20" w:type="dxa"/>
+              <w:right w:w="100" w:type="dxa"/>
+            </w:tcMar>
+            <w:vAlign w:val="top"/>
+          </w:tcPr>
+          <w:p>
+            <w:pPr>
+              <w:pStyle w:val="2"/>
+              <w:keepNext w:val="0"/>
+              <w:keepLines w:val="0"/>
+              <w:widowControl/>
+              <w:suppressLineNumbers w:val="0"/>
+              <w:spacing w:before="0" w:beforeAutospacing="0" w:after="0" w:afterAutospacing="0"/>
+              <w:ind w:left="0" w:right="0"/>
+              <w:jc w:val="left"/>
+              <w:rPr>
+                <w:sz w:val="15"/>
+                <w:szCs w:val="15"/>
+              </w:rPr>
+            </w:pPr>
+            <w:r>
+              <w:rPr>
+                <w:rFonts w:hint="default" w:ascii=".applesystemuifont" w:hAnsi=".applesystemuifont" w:eastAsia=".applesystemuifont" w:cs=".applesystemuifont"/>
+                <w:kern w:val="0"/>
+                <w:sz w:val="15"/>
+                <w:szCs w:val="15"/>
+                <w:bdr w:val="none" w:color="auto" w:sz="0" w:space="0"/>
+                <w:lang w:val="en-US" w:eastAsia="zh-CN" w:bidi="ar"/>
+              </w:rPr>
+              <w:t>System displayed available slots correctly as expected</w:t>
+            </w:r>
+          </w:p>
+        </w:tc>
+        <w:tc>
+          <w:tcPr>
+            <w:tcW w:w="0" w:type="auto"/>
+            <w:tcBorders>
+              <w:top w:val="single" w:color="9A9A9A" w:sz="8" w:space="0"/>
+              <w:left w:val="single" w:color="9A9A9A" w:sz="8" w:space="0"/>
+              <w:bottom w:val="single" w:color="9A9A9A" w:sz="8" w:space="0"/>
+              <w:right w:val="single" w:color="9A9A9A" w:sz="8" w:space="0"/>
+            </w:tcBorders>
+            <w:shd w:val="clear"/>
+            <w:tcMar>
+              <w:top w:w="20" w:type="dxa"/>
+              <w:left w:w="100" w:type="dxa"/>
+              <w:bottom w:w="20" w:type="dxa"/>
+              <w:right w:w="100" w:type="dxa"/>
+            </w:tcMar>
+            <w:vAlign w:val="top"/>
+          </w:tcPr>
+          <w:p>
+            <w:pPr>
+              <w:pStyle w:val="2"/>
+              <w:keepNext w:val="0"/>
+              <w:keepLines w:val="0"/>
+              <w:widowControl/>
+              <w:suppressLineNumbers w:val="0"/>
+              <w:spacing w:before="0" w:beforeAutospacing="0" w:after="0" w:afterAutospacing="0"/>
+              <w:ind w:left="0" w:right="0"/>
+              <w:jc w:val="left"/>
+              <w:rPr>
+                <w:sz w:val="15"/>
+                <w:szCs w:val="15"/>
+              </w:rPr>
+            </w:pPr>
+            <w:r>
+              <w:rPr>
+                <w:rFonts w:hint="default" w:ascii=".applesystemuifont" w:hAnsi=".applesystemuifont" w:eastAsia=".applesystemuifont" w:cs=".applesystemuifont"/>
+                <w:kern w:val="0"/>
+                <w:sz w:val="15"/>
+                <w:szCs w:val="15"/>
+                <w:bdr w:val="none" w:color="auto" w:sz="0" w:space="0"/>
+                <w:lang w:val="en-US" w:eastAsia="zh-CN" w:bidi="ar"/>
+              </w:rPr>
+              <w:t>Pass</w:t>
+            </w:r>
+          </w:p>
+        </w:tc>
+        <w:tc>
+          <w:tcPr>
+            <w:tcW w:w="0" w:type="auto"/>
+            <w:tcBorders>
+              <w:top w:val="single" w:color="9A9A9A" w:sz="8" w:space="0"/>
+              <w:left w:val="single" w:color="9A9A9A" w:sz="8" w:space="0"/>
+              <w:bottom w:val="single" w:color="9A9A9A" w:sz="8" w:space="0"/>
+              <w:right w:val="single" w:color="9A9A9A" w:sz="8" w:space="0"/>
+            </w:tcBorders>
+            <w:shd w:val="clear"/>
+            <w:tcMar>
+              <w:top w:w="20" w:type="dxa"/>
+              <w:left w:w="100" w:type="dxa"/>
+              <w:bottom w:w="20" w:type="dxa"/>
+              <w:right w:w="100" w:type="dxa"/>
+            </w:tcMar>
+            <w:vAlign w:val="top"/>
+          </w:tcPr>
+          <w:p>
+            <w:pPr>
+              <w:pStyle w:val="2"/>
+              <w:keepNext w:val="0"/>
+              <w:keepLines w:val="0"/>
+              <w:widowControl/>
+              <w:suppressLineNumbers w:val="0"/>
+              <w:spacing w:before="0" w:beforeAutospacing="0" w:after="0" w:afterAutospacing="0"/>
+              <w:ind w:left="0" w:right="0"/>
+              <w:jc w:val="left"/>
+              <w:rPr>
+                <w:sz w:val="15"/>
+                <w:szCs w:val="15"/>
+              </w:rPr>
+            </w:pPr>
+            <w:r>
+              <w:rPr>
+                <w:rFonts w:hint="default" w:ascii=".applesystemuifont" w:hAnsi=".applesystemuifont" w:eastAsia=".applesystemuifont" w:cs=".applesystemuifont"/>
+                <w:kern w:val="0"/>
+                <w:sz w:val="15"/>
+                <w:szCs w:val="15"/>
+                <w:bdr w:val="none" w:color="auto" w:sz="0" w:space="0"/>
+                <w:lang w:val="en-US" w:eastAsia="zh-CN" w:bidi="ar"/>
+              </w:rPr>
+              <w:t>Students can easily see the available time slots</w:t>
             </w:r>
           </w:p>
         </w:tc>
@@ -769,15 +1583,27 @@
           </w:tcPr>
           <w:p>
             <w:pPr>
-              <w:pStyle w:val="5"/>
-              <w:keepNext w:val="0"/>
-              <w:keepLines w:val="0"/>
-              <w:widowControl/>
-              <w:suppressLineNumbers w:val="0"/>
-            </w:pPr>
-            <w:r>
-              <w:rPr>
-                <w:bdr w:val="none" w:color="auto" w:sz="0" w:space="0"/>
+              <w:pStyle w:val="2"/>
+              <w:keepNext w:val="0"/>
+              <w:keepLines w:val="0"/>
+              <w:widowControl/>
+              <w:suppressLineNumbers w:val="0"/>
+              <w:spacing w:before="0" w:beforeAutospacing="0" w:after="0" w:afterAutospacing="0"/>
+              <w:ind w:left="0" w:right="0"/>
+              <w:jc w:val="left"/>
+              <w:rPr>
+                <w:sz w:val="15"/>
+                <w:szCs w:val="15"/>
+              </w:rPr>
+            </w:pPr>
+            <w:r>
+              <w:rPr>
+                <w:rFonts w:hint="default" w:ascii=".applesystemuifont" w:hAnsi=".applesystemuifont" w:eastAsia=".applesystemuifont" w:cs=".applesystemuifont"/>
+                <w:kern w:val="0"/>
+                <w:sz w:val="15"/>
+                <w:szCs w:val="15"/>
+                <w:bdr w:val="none" w:color="auto" w:sz="0" w:space="0"/>
+                <w:lang w:val="en-US" w:eastAsia="zh-CN" w:bidi="ar"/>
               </w:rPr>
               <w:t>TC4</w:t>
             </w:r>
@@ -803,15 +1629,27 @@
           </w:tcPr>
           <w:p>
             <w:pPr>
-              <w:pStyle w:val="5"/>
-              <w:keepNext w:val="0"/>
-              <w:keepLines w:val="0"/>
-              <w:widowControl/>
-              <w:suppressLineNumbers w:val="0"/>
-            </w:pPr>
-            <w:r>
-              <w:rPr>
-                <w:bdr w:val="none" w:color="auto" w:sz="0" w:space="0"/>
+              <w:pStyle w:val="2"/>
+              <w:keepNext w:val="0"/>
+              <w:keepLines w:val="0"/>
+              <w:widowControl/>
+              <w:suppressLineNumbers w:val="0"/>
+              <w:spacing w:before="0" w:beforeAutospacing="0" w:after="0" w:afterAutospacing="0"/>
+              <w:ind w:left="0" w:right="0"/>
+              <w:jc w:val="left"/>
+              <w:rPr>
+                <w:sz w:val="15"/>
+                <w:szCs w:val="15"/>
+              </w:rPr>
+            </w:pPr>
+            <w:r>
+              <w:rPr>
+                <w:rFonts w:hint="default" w:ascii=".applesystemuifont" w:hAnsi=".applesystemuifont" w:eastAsia=".applesystemuifont" w:cs=".applesystemuifont"/>
+                <w:kern w:val="0"/>
+                <w:sz w:val="15"/>
+                <w:szCs w:val="15"/>
+                <w:bdr w:val="none" w:color="auto" w:sz="0" w:space="0"/>
+                <w:lang w:val="en-US" w:eastAsia="zh-CN" w:bidi="ar"/>
               </w:rPr>
               <w:t>Book an appointment</w:t>
             </w:r>
@@ -837,15 +1675,27 @@
           </w:tcPr>
           <w:p>
             <w:pPr>
-              <w:pStyle w:val="5"/>
-              <w:keepNext w:val="0"/>
-              <w:keepLines w:val="0"/>
-              <w:widowControl/>
-              <w:suppressLineNumbers w:val="0"/>
-            </w:pPr>
-            <w:r>
-              <w:rPr>
-                <w:bdr w:val="none" w:color="auto" w:sz="0" w:space="0"/>
+              <w:pStyle w:val="2"/>
+              <w:keepNext w:val="0"/>
+              <w:keepLines w:val="0"/>
+              <w:widowControl/>
+              <w:suppressLineNumbers w:val="0"/>
+              <w:spacing w:before="0" w:beforeAutospacing="0" w:after="0" w:afterAutospacing="0"/>
+              <w:ind w:left="0" w:right="0"/>
+              <w:jc w:val="left"/>
+              <w:rPr>
+                <w:sz w:val="15"/>
+                <w:szCs w:val="15"/>
+              </w:rPr>
+            </w:pPr>
+            <w:r>
+              <w:rPr>
+                <w:rFonts w:hint="default" w:ascii=".applesystemuifont" w:hAnsi=".applesystemuifont" w:eastAsia=".applesystemuifont" w:cs=".applesystemuifont"/>
+                <w:kern w:val="0"/>
+                <w:sz w:val="15"/>
+                <w:szCs w:val="15"/>
+                <w:bdr w:val="none" w:color="auto" w:sz="0" w:space="0"/>
+                <w:lang w:val="en-US" w:eastAsia="zh-CN" w:bidi="ar"/>
               </w:rPr>
               <w:t>Student logged in and time slot available</w:t>
             </w:r>
@@ -871,41 +1721,71 @@
           </w:tcPr>
           <w:p>
             <w:pPr>
-              <w:pStyle w:val="5"/>
-              <w:keepNext w:val="0"/>
-              <w:keepLines w:val="0"/>
-              <w:widowControl/>
-              <w:suppressLineNumbers w:val="0"/>
-            </w:pPr>
-            <w:r>
-              <w:rPr>
-                <w:bdr w:val="none" w:color="auto" w:sz="0" w:space="0"/>
+              <w:pStyle w:val="2"/>
+              <w:keepNext w:val="0"/>
+              <w:keepLines w:val="0"/>
+              <w:widowControl/>
+              <w:suppressLineNumbers w:val="0"/>
+              <w:spacing w:before="0" w:beforeAutospacing="0" w:after="0" w:afterAutospacing="0"/>
+              <w:ind w:left="0" w:right="0"/>
+              <w:jc w:val="left"/>
+              <w:rPr>
+                <w:sz w:val="15"/>
+                <w:szCs w:val="15"/>
+              </w:rPr>
+            </w:pPr>
+            <w:r>
+              <w:rPr>
+                <w:rFonts w:hint="default" w:ascii=".applesystemuifont" w:hAnsi=".applesystemuifont" w:eastAsia=".applesystemuifont" w:cs=".applesystemuifont"/>
+                <w:kern w:val="0"/>
+                <w:sz w:val="15"/>
+                <w:szCs w:val="15"/>
+                <w:bdr w:val="none" w:color="auto" w:sz="0" w:space="0"/>
+                <w:lang w:val="en-US" w:eastAsia="zh-CN" w:bidi="ar"/>
               </w:rPr>
               <w:t xml:space="preserve">1. Select available time slot 2. Click </w:t>
             </w:r>
             <w:r>
               <w:rPr>
-                <w:rStyle w:val="6"/>
-                <w:bdr w:val="none" w:color="auto" w:sz="0" w:space="0"/>
+                <w:rFonts w:hint="default" w:ascii=".pingfang sc" w:hAnsi=".pingfang sc" w:eastAsia=".pingfang sc" w:cs=".pingfang sc"/>
+                <w:kern w:val="0"/>
+                <w:sz w:val="15"/>
+                <w:szCs w:val="15"/>
+                <w:bdr w:val="none" w:color="auto" w:sz="0" w:space="0"/>
+                <w:lang w:val="en-US" w:eastAsia="zh-CN" w:bidi="ar"/>
               </w:rPr>
               <w:t>“</w:t>
             </w:r>
             <w:r>
               <w:rPr>
-                <w:bdr w:val="none" w:color="auto" w:sz="0" w:space="0"/>
+                <w:rFonts w:hint="default" w:ascii=".applesystemuifont" w:hAnsi=".applesystemuifont" w:eastAsia=".applesystemuifont" w:cs=".applesystemuifont"/>
+                <w:kern w:val="0"/>
+                <w:sz w:val="15"/>
+                <w:szCs w:val="15"/>
+                <w:bdr w:val="none" w:color="auto" w:sz="0" w:space="0"/>
+                <w:lang w:val="en-US" w:eastAsia="zh-CN" w:bidi="ar"/>
               </w:rPr>
               <w:t>Book appointment</w:t>
             </w:r>
             <w:r>
               <w:rPr>
-                <w:rStyle w:val="6"/>
-                <w:bdr w:val="none" w:color="auto" w:sz="0" w:space="0"/>
+                <w:rFonts w:hint="default" w:ascii=".pingfang sc" w:hAnsi=".pingfang sc" w:eastAsia=".pingfang sc" w:cs=".pingfang sc"/>
+                <w:kern w:val="0"/>
+                <w:sz w:val="15"/>
+                <w:szCs w:val="15"/>
+                <w:bdr w:val="none" w:color="auto" w:sz="0" w:space="0"/>
+                <w:lang w:val="en-US" w:eastAsia="zh-CN" w:bidi="ar"/>
               </w:rPr>
               <w:t>”</w:t>
             </w:r>
             <w:r>
               <w:rPr>
-                <w:bdr w:val="none" w:color="auto" w:sz="0" w:space="0"/>
+                <w:rFonts w:hint="default" w:ascii=".applesystemuifont" w:hAnsi=".applesystemuifont" w:eastAsia=".applesystemuifont" w:cs=".applesystemuifont"/>
+                <w:kern w:val="0"/>
+                <w:sz w:val="15"/>
+                <w:szCs w:val="15"/>
+                <w:bdr w:val="none" w:color="auto" w:sz="0" w:space="0"/>
+                <w:lang w:val="en-US" w:eastAsia="zh-CN" w:bidi="ar"/>
               </w:rPr>
               <w:t xml:space="preserve"> 3. Confirm booking</w:t>
             </w:r>
@@ -931,17 +1811,167 @@
           </w:tcPr>
           <w:p>
             <w:pPr>
-              <w:pStyle w:val="5"/>
-              <w:keepNext w:val="0"/>
-              <w:keepLines w:val="0"/>
-              <w:widowControl/>
-              <w:suppressLineNumbers w:val="0"/>
-            </w:pPr>
-            <w:r>
-              <w:rPr>
-                <w:bdr w:val="none" w:color="auto" w:sz="0" w:space="0"/>
+              <w:pStyle w:val="2"/>
+              <w:keepNext w:val="0"/>
+              <w:keepLines w:val="0"/>
+              <w:widowControl/>
+              <w:suppressLineNumbers w:val="0"/>
+              <w:spacing w:before="0" w:beforeAutospacing="0" w:after="0" w:afterAutospacing="0"/>
+              <w:ind w:left="0" w:right="0"/>
+              <w:jc w:val="left"/>
+              <w:rPr>
+                <w:sz w:val="15"/>
+                <w:szCs w:val="15"/>
+              </w:rPr>
+            </w:pPr>
+            <w:r>
+              <w:rPr>
+                <w:rFonts w:hint="default" w:ascii=".applesystemuifont" w:hAnsi=".applesystemuifont" w:eastAsia=".applesystemuifont" w:cs=".applesystemuifont"/>
+                <w:kern w:val="0"/>
+                <w:sz w:val="15"/>
+                <w:szCs w:val="15"/>
+                <w:bdr w:val="none" w:color="auto" w:sz="0" w:space="0"/>
+                <w:lang w:val="en-US" w:eastAsia="zh-CN" w:bidi="ar"/>
               </w:rPr>
               <w:t>Appointment successfully booked and confirmation shown</w:t>
+            </w:r>
+          </w:p>
+        </w:tc>
+        <w:tc>
+          <w:tcPr>
+            <w:tcW w:w="0" w:type="auto"/>
+            <w:tcBorders>
+              <w:top w:val="single" w:color="9A9A9A" w:sz="8" w:space="0"/>
+              <w:left w:val="single" w:color="9A9A9A" w:sz="8" w:space="0"/>
+              <w:bottom w:val="single" w:color="9A9A9A" w:sz="8" w:space="0"/>
+              <w:right w:val="single" w:color="9A9A9A" w:sz="8" w:space="0"/>
+            </w:tcBorders>
+            <w:shd w:val="clear"/>
+            <w:tcMar>
+              <w:top w:w="20" w:type="dxa"/>
+              <w:left w:w="100" w:type="dxa"/>
+              <w:bottom w:w="20" w:type="dxa"/>
+              <w:right w:w="100" w:type="dxa"/>
+            </w:tcMar>
+            <w:vAlign w:val="top"/>
+          </w:tcPr>
+          <w:p>
+            <w:pPr>
+              <w:pStyle w:val="2"/>
+              <w:keepNext w:val="0"/>
+              <w:keepLines w:val="0"/>
+              <w:widowControl/>
+              <w:suppressLineNumbers w:val="0"/>
+              <w:spacing w:before="0" w:beforeAutospacing="0" w:after="0" w:afterAutospacing="0"/>
+              <w:ind w:left="0" w:right="0"/>
+              <w:jc w:val="left"/>
+              <w:rPr>
+                <w:sz w:val="15"/>
+                <w:szCs w:val="15"/>
+              </w:rPr>
+            </w:pPr>
+            <w:r>
+              <w:rPr>
+                <w:rFonts w:hint="default" w:ascii=".applesystemuifont" w:hAnsi=".applesystemuifont" w:eastAsia=".applesystemuifont" w:cs=".applesystemuifont"/>
+                <w:kern w:val="0"/>
+                <w:sz w:val="15"/>
+                <w:szCs w:val="15"/>
+                <w:bdr w:val="none" w:color="auto" w:sz="0" w:space="0"/>
+                <w:lang w:val="en-US" w:eastAsia="zh-CN" w:bidi="ar"/>
+              </w:rPr>
+              <w:t>Appointment was booked successfully and confirmation message displayed</w:t>
+            </w:r>
+          </w:p>
+        </w:tc>
+        <w:tc>
+          <w:tcPr>
+            <w:tcW w:w="0" w:type="auto"/>
+            <w:tcBorders>
+              <w:top w:val="single" w:color="9A9A9A" w:sz="8" w:space="0"/>
+              <w:left w:val="single" w:color="9A9A9A" w:sz="8" w:space="0"/>
+              <w:bottom w:val="single" w:color="9A9A9A" w:sz="8" w:space="0"/>
+              <w:right w:val="single" w:color="9A9A9A" w:sz="8" w:space="0"/>
+            </w:tcBorders>
+            <w:shd w:val="clear"/>
+            <w:tcMar>
+              <w:top w:w="20" w:type="dxa"/>
+              <w:left w:w="100" w:type="dxa"/>
+              <w:bottom w:w="20" w:type="dxa"/>
+              <w:right w:w="100" w:type="dxa"/>
+            </w:tcMar>
+            <w:vAlign w:val="top"/>
+          </w:tcPr>
+          <w:p>
+            <w:pPr>
+              <w:pStyle w:val="2"/>
+              <w:keepNext w:val="0"/>
+              <w:keepLines w:val="0"/>
+              <w:widowControl/>
+              <w:suppressLineNumbers w:val="0"/>
+              <w:spacing w:before="0" w:beforeAutospacing="0" w:after="0" w:afterAutospacing="0"/>
+              <w:ind w:left="0" w:right="0"/>
+              <w:jc w:val="left"/>
+              <w:rPr>
+                <w:sz w:val="15"/>
+                <w:szCs w:val="15"/>
+              </w:rPr>
+            </w:pPr>
+            <w:r>
+              <w:rPr>
+                <w:rFonts w:hint="default" w:ascii=".applesystemuifont" w:hAnsi=".applesystemuifont" w:eastAsia=".applesystemuifont" w:cs=".applesystemuifont"/>
+                <w:kern w:val="0"/>
+                <w:sz w:val="15"/>
+                <w:szCs w:val="15"/>
+                <w:bdr w:val="none" w:color="auto" w:sz="0" w:space="0"/>
+                <w:lang w:val="en-US" w:eastAsia="zh-CN" w:bidi="ar"/>
+              </w:rPr>
+              <w:t>Pass</w:t>
+            </w:r>
+          </w:p>
+        </w:tc>
+        <w:tc>
+          <w:tcPr>
+            <w:tcW w:w="0" w:type="auto"/>
+            <w:tcBorders>
+              <w:top w:val="single" w:color="9A9A9A" w:sz="8" w:space="0"/>
+              <w:left w:val="single" w:color="9A9A9A" w:sz="8" w:space="0"/>
+              <w:bottom w:val="single" w:color="9A9A9A" w:sz="8" w:space="0"/>
+              <w:right w:val="single" w:color="9A9A9A" w:sz="8" w:space="0"/>
+            </w:tcBorders>
+            <w:shd w:val="clear"/>
+            <w:tcMar>
+              <w:top w:w="20" w:type="dxa"/>
+              <w:left w:w="100" w:type="dxa"/>
+              <w:bottom w:w="20" w:type="dxa"/>
+              <w:right w:w="100" w:type="dxa"/>
+            </w:tcMar>
+            <w:vAlign w:val="top"/>
+          </w:tcPr>
+          <w:p>
+            <w:pPr>
+              <w:pStyle w:val="2"/>
+              <w:keepNext w:val="0"/>
+              <w:keepLines w:val="0"/>
+              <w:widowControl/>
+              <w:suppressLineNumbers w:val="0"/>
+              <w:spacing w:before="0" w:beforeAutospacing="0" w:after="0" w:afterAutospacing="0"/>
+              <w:ind w:left="0" w:right="0"/>
+              <w:jc w:val="left"/>
+              <w:rPr>
+                <w:sz w:val="15"/>
+                <w:szCs w:val="15"/>
+              </w:rPr>
+            </w:pPr>
+            <w:r>
+              <w:rPr>
+                <w:rFonts w:hint="default" w:ascii=".applesystemuifont" w:hAnsi=".applesystemuifont" w:eastAsia=".applesystemuifont" w:cs=".applesystemuifont"/>
+                <w:kern w:val="0"/>
+                <w:sz w:val="15"/>
+                <w:szCs w:val="15"/>
+                <w:bdr w:val="none" w:color="auto" w:sz="0" w:space="0"/>
+                <w:lang w:val="en-US" w:eastAsia="zh-CN" w:bidi="ar"/>
+              </w:rPr>
+              <w:t>Booking process is convenient and saves waiting time</w:t>
             </w:r>
           </w:p>
         </w:tc>
@@ -967,15 +1997,27 @@
           </w:tcPr>
           <w:p>
             <w:pPr>
-              <w:pStyle w:val="5"/>
-              <w:keepNext w:val="0"/>
-              <w:keepLines w:val="0"/>
-              <w:widowControl/>
-              <w:suppressLineNumbers w:val="0"/>
-            </w:pPr>
-            <w:r>
-              <w:rPr>
-                <w:bdr w:val="none" w:color="auto" w:sz="0" w:space="0"/>
+              <w:pStyle w:val="2"/>
+              <w:keepNext w:val="0"/>
+              <w:keepLines w:val="0"/>
+              <w:widowControl/>
+              <w:suppressLineNumbers w:val="0"/>
+              <w:spacing w:before="0" w:beforeAutospacing="0" w:after="0" w:afterAutospacing="0"/>
+              <w:ind w:left="0" w:right="0"/>
+              <w:jc w:val="left"/>
+              <w:rPr>
+                <w:sz w:val="15"/>
+                <w:szCs w:val="15"/>
+              </w:rPr>
+            </w:pPr>
+            <w:r>
+              <w:rPr>
+                <w:rFonts w:hint="default" w:ascii=".applesystemuifont" w:hAnsi=".applesystemuifont" w:eastAsia=".applesystemuifont" w:cs=".applesystemuifont"/>
+                <w:kern w:val="0"/>
+                <w:sz w:val="15"/>
+                <w:szCs w:val="15"/>
+                <w:bdr w:val="none" w:color="auto" w:sz="0" w:space="0"/>
+                <w:lang w:val="en-US" w:eastAsia="zh-CN" w:bidi="ar"/>
               </w:rPr>
               <w:t>TC5</w:t>
             </w:r>
@@ -1001,15 +2043,27 @@
           </w:tcPr>
           <w:p>
             <w:pPr>
-              <w:pStyle w:val="5"/>
-              <w:keepNext w:val="0"/>
-              <w:keepLines w:val="0"/>
-              <w:widowControl/>
-              <w:suppressLineNumbers w:val="0"/>
-            </w:pPr>
-            <w:r>
-              <w:rPr>
-                <w:bdr w:val="none" w:color="auto" w:sz="0" w:space="0"/>
+              <w:pStyle w:val="2"/>
+              <w:keepNext w:val="0"/>
+              <w:keepLines w:val="0"/>
+              <w:widowControl/>
+              <w:suppressLineNumbers w:val="0"/>
+              <w:spacing w:before="0" w:beforeAutospacing="0" w:after="0" w:afterAutospacing="0"/>
+              <w:ind w:left="0" w:right="0"/>
+              <w:jc w:val="left"/>
+              <w:rPr>
+                <w:sz w:val="15"/>
+                <w:szCs w:val="15"/>
+              </w:rPr>
+            </w:pPr>
+            <w:r>
+              <w:rPr>
+                <w:rFonts w:hint="default" w:ascii=".applesystemuifont" w:hAnsi=".applesystemuifont" w:eastAsia=".applesystemuifont" w:cs=".applesystemuifont"/>
+                <w:kern w:val="0"/>
+                <w:sz w:val="15"/>
+                <w:szCs w:val="15"/>
+                <w:bdr w:val="none" w:color="auto" w:sz="0" w:space="0"/>
+                <w:lang w:val="en-US" w:eastAsia="zh-CN" w:bidi="ar"/>
               </w:rPr>
               <w:t>Cancel an appointment</w:t>
             </w:r>
@@ -1035,15 +2089,27 @@
           </w:tcPr>
           <w:p>
             <w:pPr>
-              <w:pStyle w:val="5"/>
-              <w:keepNext w:val="0"/>
-              <w:keepLines w:val="0"/>
-              <w:widowControl/>
-              <w:suppressLineNumbers w:val="0"/>
-            </w:pPr>
-            <w:r>
-              <w:rPr>
-                <w:bdr w:val="none" w:color="auto" w:sz="0" w:space="0"/>
+              <w:pStyle w:val="2"/>
+              <w:keepNext w:val="0"/>
+              <w:keepLines w:val="0"/>
+              <w:widowControl/>
+              <w:suppressLineNumbers w:val="0"/>
+              <w:spacing w:before="0" w:beforeAutospacing="0" w:after="0" w:afterAutospacing="0"/>
+              <w:ind w:left="0" w:right="0"/>
+              <w:jc w:val="left"/>
+              <w:rPr>
+                <w:sz w:val="15"/>
+                <w:szCs w:val="15"/>
+              </w:rPr>
+            </w:pPr>
+            <w:r>
+              <w:rPr>
+                <w:rFonts w:hint="default" w:ascii=".applesystemuifont" w:hAnsi=".applesystemuifont" w:eastAsia=".applesystemuifont" w:cs=".applesystemuifont"/>
+                <w:kern w:val="0"/>
+                <w:sz w:val="15"/>
+                <w:szCs w:val="15"/>
+                <w:bdr w:val="none" w:color="auto" w:sz="0" w:space="0"/>
+                <w:lang w:val="en-US" w:eastAsia="zh-CN" w:bidi="ar"/>
               </w:rPr>
               <w:t>Student has existing appointment</w:t>
             </w:r>
@@ -1069,61 +2135,104 @@
           </w:tcPr>
           <w:p>
             <w:pPr>
-              <w:pStyle w:val="5"/>
-              <w:keepNext w:val="0"/>
-              <w:keepLines w:val="0"/>
-              <w:widowControl/>
-              <w:suppressLineNumbers w:val="0"/>
-            </w:pPr>
-            <w:r>
-              <w:rPr>
-                <w:bdr w:val="none" w:color="auto" w:sz="0" w:space="0"/>
+              <w:pStyle w:val="2"/>
+              <w:keepNext w:val="0"/>
+              <w:keepLines w:val="0"/>
+              <w:widowControl/>
+              <w:suppressLineNumbers w:val="0"/>
+              <w:spacing w:before="0" w:beforeAutospacing="0" w:after="0" w:afterAutospacing="0"/>
+              <w:ind w:left="0" w:right="0"/>
+              <w:jc w:val="left"/>
+              <w:rPr>
+                <w:sz w:val="15"/>
+                <w:szCs w:val="15"/>
+              </w:rPr>
+            </w:pPr>
+            <w:r>
+              <w:rPr>
+                <w:rFonts w:hint="default" w:ascii=".applesystemuifont" w:hAnsi=".applesystemuifont" w:eastAsia=".applesystemuifont" w:cs=".applesystemuifont"/>
+                <w:kern w:val="0"/>
+                <w:sz w:val="15"/>
+                <w:szCs w:val="15"/>
+                <w:bdr w:val="none" w:color="auto" w:sz="0" w:space="0"/>
+                <w:lang w:val="en-US" w:eastAsia="zh-CN" w:bidi="ar"/>
               </w:rPr>
               <w:t xml:space="preserve">1. Go to </w:t>
             </w:r>
             <w:r>
               <w:rPr>
-                <w:rStyle w:val="6"/>
-                <w:bdr w:val="none" w:color="auto" w:sz="0" w:space="0"/>
+                <w:rFonts w:hint="default" w:ascii=".pingfang sc" w:hAnsi=".pingfang sc" w:eastAsia=".pingfang sc" w:cs=".pingfang sc"/>
+                <w:kern w:val="0"/>
+                <w:sz w:val="15"/>
+                <w:szCs w:val="15"/>
+                <w:bdr w:val="none" w:color="auto" w:sz="0" w:space="0"/>
+                <w:lang w:val="en-US" w:eastAsia="zh-CN" w:bidi="ar"/>
               </w:rPr>
               <w:t>“</w:t>
             </w:r>
             <w:r>
               <w:rPr>
-                <w:bdr w:val="none" w:color="auto" w:sz="0" w:space="0"/>
+                <w:rFonts w:hint="default" w:ascii=".applesystemuifont" w:hAnsi=".applesystemuifont" w:eastAsia=".applesystemuifont" w:cs=".applesystemuifont"/>
+                <w:kern w:val="0"/>
+                <w:sz w:val="15"/>
+                <w:szCs w:val="15"/>
+                <w:bdr w:val="none" w:color="auto" w:sz="0" w:space="0"/>
+                <w:lang w:val="en-US" w:eastAsia="zh-CN" w:bidi="ar"/>
               </w:rPr>
               <w:t>My appointments</w:t>
             </w:r>
             <w:r>
               <w:rPr>
-                <w:rStyle w:val="6"/>
-                <w:bdr w:val="none" w:color="auto" w:sz="0" w:space="0"/>
+                <w:rFonts w:hint="default" w:ascii=".pingfang sc" w:hAnsi=".pingfang sc" w:eastAsia=".pingfang sc" w:cs=".pingfang sc"/>
+                <w:kern w:val="0"/>
+                <w:sz w:val="15"/>
+                <w:szCs w:val="15"/>
+                <w:bdr w:val="none" w:color="auto" w:sz="0" w:space="0"/>
+                <w:lang w:val="en-US" w:eastAsia="zh-CN" w:bidi="ar"/>
               </w:rPr>
               <w:t>”</w:t>
             </w:r>
             <w:r>
               <w:rPr>
-                <w:bdr w:val="none" w:color="auto" w:sz="0" w:space="0"/>
+                <w:rFonts w:hint="default" w:ascii=".applesystemuifont" w:hAnsi=".applesystemuifont" w:eastAsia=".applesystemuifont" w:cs=".applesystemuifont"/>
+                <w:kern w:val="0"/>
+                <w:sz w:val="15"/>
+                <w:szCs w:val="15"/>
+                <w:bdr w:val="none" w:color="auto" w:sz="0" w:space="0"/>
+                <w:lang w:val="en-US" w:eastAsia="zh-CN" w:bidi="ar"/>
               </w:rPr>
               <w:t xml:space="preserve"> 2. Select appointment 3. Click </w:t>
             </w:r>
             <w:r>
               <w:rPr>
-                <w:rStyle w:val="6"/>
-                <w:bdr w:val="none" w:color="auto" w:sz="0" w:space="0"/>
+                <w:rFonts w:hint="default" w:ascii=".pingfang sc" w:hAnsi=".pingfang sc" w:eastAsia=".pingfang sc" w:cs=".pingfang sc"/>
+                <w:kern w:val="0"/>
+                <w:sz w:val="15"/>
+                <w:szCs w:val="15"/>
+                <w:bdr w:val="none" w:color="auto" w:sz="0" w:space="0"/>
+                <w:lang w:val="en-US" w:eastAsia="zh-CN" w:bidi="ar"/>
               </w:rPr>
               <w:t>“</w:t>
             </w:r>
             <w:r>
               <w:rPr>
-                <w:bdr w:val="none" w:color="auto" w:sz="0" w:space="0"/>
+                <w:rFonts w:hint="default" w:ascii=".applesystemuifont" w:hAnsi=".applesystemuifont" w:eastAsia=".applesystemuifont" w:cs=".applesystemuifont"/>
+                <w:kern w:val="0"/>
+                <w:sz w:val="15"/>
+                <w:szCs w:val="15"/>
+                <w:bdr w:val="none" w:color="auto" w:sz="0" w:space="0"/>
+                <w:lang w:val="en-US" w:eastAsia="zh-CN" w:bidi="ar"/>
               </w:rPr>
               <w:t>Cancel</w:t>
             </w:r>
             <w:r>
               <w:rPr>
-                <w:rStyle w:val="6"/>
-                <w:bdr w:val="none" w:color="auto" w:sz="0" w:space="0"/>
+                <w:rFonts w:hint="default" w:ascii=".pingfang sc" w:hAnsi=".pingfang sc" w:eastAsia=".pingfang sc" w:cs=".pingfang sc"/>
+                <w:kern w:val="0"/>
+                <w:sz w:val="15"/>
+                <w:szCs w:val="15"/>
+                <w:bdr w:val="none" w:color="auto" w:sz="0" w:space="0"/>
+                <w:lang w:val="en-US" w:eastAsia="zh-CN" w:bidi="ar"/>
               </w:rPr>
               <w:t>”</w:t>
             </w:r>
@@ -1149,17 +2258,167 @@
           </w:tcPr>
           <w:p>
             <w:pPr>
-              <w:pStyle w:val="5"/>
-              <w:keepNext w:val="0"/>
-              <w:keepLines w:val="0"/>
-              <w:widowControl/>
-              <w:suppressLineNumbers w:val="0"/>
-            </w:pPr>
-            <w:r>
-              <w:rPr>
-                <w:bdr w:val="none" w:color="auto" w:sz="0" w:space="0"/>
+              <w:pStyle w:val="2"/>
+              <w:keepNext w:val="0"/>
+              <w:keepLines w:val="0"/>
+              <w:widowControl/>
+              <w:suppressLineNumbers w:val="0"/>
+              <w:spacing w:before="0" w:beforeAutospacing="0" w:after="0" w:afterAutospacing="0"/>
+              <w:ind w:left="0" w:right="0"/>
+              <w:jc w:val="left"/>
+              <w:rPr>
+                <w:sz w:val="15"/>
+                <w:szCs w:val="15"/>
+              </w:rPr>
+            </w:pPr>
+            <w:r>
+              <w:rPr>
+                <w:rFonts w:hint="default" w:ascii=".applesystemuifont" w:hAnsi=".applesystemuifont" w:eastAsia=".applesystemuifont" w:cs=".applesystemuifont"/>
+                <w:kern w:val="0"/>
+                <w:sz w:val="15"/>
+                <w:szCs w:val="15"/>
+                <w:bdr w:val="none" w:color="auto" w:sz="0" w:space="0"/>
+                <w:lang w:val="en-US" w:eastAsia="zh-CN" w:bidi="ar"/>
               </w:rPr>
               <w:t>Appointment is cancelled and slot becomes available</w:t>
+            </w:r>
+          </w:p>
+        </w:tc>
+        <w:tc>
+          <w:tcPr>
+            <w:tcW w:w="0" w:type="auto"/>
+            <w:tcBorders>
+              <w:top w:val="single" w:color="9A9A9A" w:sz="8" w:space="0"/>
+              <w:left w:val="single" w:color="9A9A9A" w:sz="8" w:space="0"/>
+              <w:bottom w:val="single" w:color="9A9A9A" w:sz="8" w:space="0"/>
+              <w:right w:val="single" w:color="9A9A9A" w:sz="8" w:space="0"/>
+            </w:tcBorders>
+            <w:shd w:val="clear"/>
+            <w:tcMar>
+              <w:top w:w="20" w:type="dxa"/>
+              <w:left w:w="100" w:type="dxa"/>
+              <w:bottom w:w="20" w:type="dxa"/>
+              <w:right w:w="100" w:type="dxa"/>
+            </w:tcMar>
+            <w:vAlign w:val="top"/>
+          </w:tcPr>
+          <w:p>
+            <w:pPr>
+              <w:pStyle w:val="2"/>
+              <w:keepNext w:val="0"/>
+              <w:keepLines w:val="0"/>
+              <w:widowControl/>
+              <w:suppressLineNumbers w:val="0"/>
+              <w:spacing w:before="0" w:beforeAutospacing="0" w:after="0" w:afterAutospacing="0"/>
+              <w:ind w:left="0" w:right="0"/>
+              <w:jc w:val="left"/>
+              <w:rPr>
+                <w:sz w:val="15"/>
+                <w:szCs w:val="15"/>
+              </w:rPr>
+            </w:pPr>
+            <w:r>
+              <w:rPr>
+                <w:rFonts w:hint="default" w:ascii=".applesystemuifont" w:hAnsi=".applesystemuifont" w:eastAsia=".applesystemuifont" w:cs=".applesystemuifont"/>
+                <w:kern w:val="0"/>
+                <w:sz w:val="15"/>
+                <w:szCs w:val="15"/>
+                <w:bdr w:val="none" w:color="auto" w:sz="0" w:space="0"/>
+                <w:lang w:val="en-US" w:eastAsia="zh-CN" w:bidi="ar"/>
+              </w:rPr>
+              <w:t>Appointment cancelled and time slot became available again</w:t>
+            </w:r>
+          </w:p>
+        </w:tc>
+        <w:tc>
+          <w:tcPr>
+            <w:tcW w:w="0" w:type="auto"/>
+            <w:tcBorders>
+              <w:top w:val="single" w:color="9A9A9A" w:sz="8" w:space="0"/>
+              <w:left w:val="single" w:color="9A9A9A" w:sz="8" w:space="0"/>
+              <w:bottom w:val="single" w:color="9A9A9A" w:sz="8" w:space="0"/>
+              <w:right w:val="single" w:color="9A9A9A" w:sz="8" w:space="0"/>
+            </w:tcBorders>
+            <w:shd w:val="clear"/>
+            <w:tcMar>
+              <w:top w:w="20" w:type="dxa"/>
+              <w:left w:w="100" w:type="dxa"/>
+              <w:bottom w:w="20" w:type="dxa"/>
+              <w:right w:w="100" w:type="dxa"/>
+            </w:tcMar>
+            <w:vAlign w:val="top"/>
+          </w:tcPr>
+          <w:p>
+            <w:pPr>
+              <w:pStyle w:val="2"/>
+              <w:keepNext w:val="0"/>
+              <w:keepLines w:val="0"/>
+              <w:widowControl/>
+              <w:suppressLineNumbers w:val="0"/>
+              <w:spacing w:before="0" w:beforeAutospacing="0" w:after="0" w:afterAutospacing="0"/>
+              <w:ind w:left="0" w:right="0"/>
+              <w:jc w:val="left"/>
+              <w:rPr>
+                <w:sz w:val="15"/>
+                <w:szCs w:val="15"/>
+              </w:rPr>
+            </w:pPr>
+            <w:r>
+              <w:rPr>
+                <w:rFonts w:hint="default" w:ascii=".applesystemuifont" w:hAnsi=".applesystemuifont" w:eastAsia=".applesystemuifont" w:cs=".applesystemuifont"/>
+                <w:kern w:val="0"/>
+                <w:sz w:val="15"/>
+                <w:szCs w:val="15"/>
+                <w:bdr w:val="none" w:color="auto" w:sz="0" w:space="0"/>
+                <w:lang w:val="en-US" w:eastAsia="zh-CN" w:bidi="ar"/>
+              </w:rPr>
+              <w:t>Pass</w:t>
+            </w:r>
+          </w:p>
+        </w:tc>
+        <w:tc>
+          <w:tcPr>
+            <w:tcW w:w="0" w:type="auto"/>
+            <w:tcBorders>
+              <w:top w:val="single" w:color="9A9A9A" w:sz="8" w:space="0"/>
+              <w:left w:val="single" w:color="9A9A9A" w:sz="8" w:space="0"/>
+              <w:bottom w:val="single" w:color="9A9A9A" w:sz="8" w:space="0"/>
+              <w:right w:val="single" w:color="9A9A9A" w:sz="8" w:space="0"/>
+            </w:tcBorders>
+            <w:shd w:val="clear"/>
+            <w:tcMar>
+              <w:top w:w="20" w:type="dxa"/>
+              <w:left w:w="100" w:type="dxa"/>
+              <w:bottom w:w="20" w:type="dxa"/>
+              <w:right w:w="100" w:type="dxa"/>
+            </w:tcMar>
+            <w:vAlign w:val="top"/>
+          </w:tcPr>
+          <w:p>
+            <w:pPr>
+              <w:pStyle w:val="2"/>
+              <w:keepNext w:val="0"/>
+              <w:keepLines w:val="0"/>
+              <w:widowControl/>
+              <w:suppressLineNumbers w:val="0"/>
+              <w:spacing w:before="0" w:beforeAutospacing="0" w:after="0" w:afterAutospacing="0"/>
+              <w:ind w:left="0" w:right="0"/>
+              <w:jc w:val="left"/>
+              <w:rPr>
+                <w:sz w:val="15"/>
+                <w:szCs w:val="15"/>
+              </w:rPr>
+            </w:pPr>
+            <w:r>
+              <w:rPr>
+                <w:rFonts w:hint="default" w:ascii=".applesystemuifont" w:hAnsi=".applesystemuifont" w:eastAsia=".applesystemuifont" w:cs=".applesystemuifont"/>
+                <w:kern w:val="0"/>
+                <w:sz w:val="15"/>
+                <w:szCs w:val="15"/>
+                <w:bdr w:val="none" w:color="auto" w:sz="0" w:space="0"/>
+                <w:lang w:val="en-US" w:eastAsia="zh-CN" w:bidi="ar"/>
+              </w:rPr>
+              <w:t>Cancellation feature is useful and easy to use</w:t>
             </w:r>
           </w:p>
         </w:tc>
@@ -1185,15 +2444,27 @@
           </w:tcPr>
           <w:p>
             <w:pPr>
-              <w:pStyle w:val="5"/>
-              <w:keepNext w:val="0"/>
-              <w:keepLines w:val="0"/>
-              <w:widowControl/>
-              <w:suppressLineNumbers w:val="0"/>
-            </w:pPr>
-            <w:r>
-              <w:rPr>
-                <w:bdr w:val="none" w:color="auto" w:sz="0" w:space="0"/>
+              <w:pStyle w:val="2"/>
+              <w:keepNext w:val="0"/>
+              <w:keepLines w:val="0"/>
+              <w:widowControl/>
+              <w:suppressLineNumbers w:val="0"/>
+              <w:spacing w:before="0" w:beforeAutospacing="0" w:after="0" w:afterAutospacing="0"/>
+              <w:ind w:left="0" w:right="0"/>
+              <w:jc w:val="left"/>
+              <w:rPr>
+                <w:sz w:val="15"/>
+                <w:szCs w:val="15"/>
+              </w:rPr>
+            </w:pPr>
+            <w:r>
+              <w:rPr>
+                <w:rFonts w:hint="default" w:ascii=".applesystemuifont" w:hAnsi=".applesystemuifont" w:eastAsia=".applesystemuifont" w:cs=".applesystemuifont"/>
+                <w:kern w:val="0"/>
+                <w:sz w:val="15"/>
+                <w:szCs w:val="15"/>
+                <w:bdr w:val="none" w:color="auto" w:sz="0" w:space="0"/>
+                <w:lang w:val="en-US" w:eastAsia="zh-CN" w:bidi="ar"/>
               </w:rPr>
               <w:t>TC6</w:t>
             </w:r>
@@ -1219,15 +2490,27 @@
           </w:tcPr>
           <w:p>
             <w:pPr>
-              <w:pStyle w:val="5"/>
-              <w:keepNext w:val="0"/>
-              <w:keepLines w:val="0"/>
-              <w:widowControl/>
-              <w:suppressLineNumbers w:val="0"/>
-            </w:pPr>
-            <w:r>
-              <w:rPr>
-                <w:bdr w:val="none" w:color="auto" w:sz="0" w:space="0"/>
+              <w:pStyle w:val="2"/>
+              <w:keepNext w:val="0"/>
+              <w:keepLines w:val="0"/>
+              <w:widowControl/>
+              <w:suppressLineNumbers w:val="0"/>
+              <w:spacing w:before="0" w:beforeAutospacing="0" w:after="0" w:afterAutospacing="0"/>
+              <w:ind w:left="0" w:right="0"/>
+              <w:jc w:val="left"/>
+              <w:rPr>
+                <w:sz w:val="15"/>
+                <w:szCs w:val="15"/>
+              </w:rPr>
+            </w:pPr>
+            <w:r>
+              <w:rPr>
+                <w:rFonts w:hint="default" w:ascii=".applesystemuifont" w:hAnsi=".applesystemuifont" w:eastAsia=".applesystemuifont" w:cs=".applesystemuifont"/>
+                <w:kern w:val="0"/>
+                <w:sz w:val="15"/>
+                <w:szCs w:val="15"/>
+                <w:bdr w:val="none" w:color="auto" w:sz="0" w:space="0"/>
+                <w:lang w:val="en-US" w:eastAsia="zh-CN" w:bidi="ar"/>
               </w:rPr>
               <w:t>Reschedule appointment</w:t>
             </w:r>
@@ -1253,15 +2536,27 @@
           </w:tcPr>
           <w:p>
             <w:pPr>
-              <w:pStyle w:val="5"/>
-              <w:keepNext w:val="0"/>
-              <w:keepLines w:val="0"/>
-              <w:widowControl/>
-              <w:suppressLineNumbers w:val="0"/>
-            </w:pPr>
-            <w:r>
-              <w:rPr>
-                <w:bdr w:val="none" w:color="auto" w:sz="0" w:space="0"/>
+              <w:pStyle w:val="2"/>
+              <w:keepNext w:val="0"/>
+              <w:keepLines w:val="0"/>
+              <w:widowControl/>
+              <w:suppressLineNumbers w:val="0"/>
+              <w:spacing w:before="0" w:beforeAutospacing="0" w:after="0" w:afterAutospacing="0"/>
+              <w:ind w:left="0" w:right="0"/>
+              <w:jc w:val="left"/>
+              <w:rPr>
+                <w:sz w:val="15"/>
+                <w:szCs w:val="15"/>
+              </w:rPr>
+            </w:pPr>
+            <w:r>
+              <w:rPr>
+                <w:rFonts w:hint="default" w:ascii=".applesystemuifont" w:hAnsi=".applesystemuifont" w:eastAsia=".applesystemuifont" w:cs=".applesystemuifont"/>
+                <w:kern w:val="0"/>
+                <w:sz w:val="15"/>
+                <w:szCs w:val="15"/>
+                <w:bdr w:val="none" w:color="auto" w:sz="0" w:space="0"/>
+                <w:lang w:val="en-US" w:eastAsia="zh-CN" w:bidi="ar"/>
               </w:rPr>
               <w:t>Student has existing appointment</w:t>
             </w:r>
@@ -1287,41 +2582,71 @@
           </w:tcPr>
           <w:p>
             <w:pPr>
-              <w:pStyle w:val="5"/>
-              <w:keepNext w:val="0"/>
-              <w:keepLines w:val="0"/>
-              <w:widowControl/>
-              <w:suppressLineNumbers w:val="0"/>
-            </w:pPr>
-            <w:r>
-              <w:rPr>
-                <w:bdr w:val="none" w:color="auto" w:sz="0" w:space="0"/>
-              </w:rPr>
-              <w:t xml:space="preserve">1. Select current appointment 2. Click </w:t>
-            </w:r>
-            <w:r>
-              <w:rPr>
-                <w:rStyle w:val="6"/>
-                <w:bdr w:val="none" w:color="auto" w:sz="0" w:space="0"/>
+              <w:pStyle w:val="2"/>
+              <w:keepNext w:val="0"/>
+              <w:keepLines w:val="0"/>
+              <w:widowControl/>
+              <w:suppressLineNumbers w:val="0"/>
+              <w:spacing w:before="0" w:beforeAutospacing="0" w:after="0" w:afterAutospacing="0"/>
+              <w:ind w:left="0" w:right="0"/>
+              <w:jc w:val="left"/>
+              <w:rPr>
+                <w:sz w:val="15"/>
+                <w:szCs w:val="15"/>
+              </w:rPr>
+            </w:pPr>
+            <w:r>
+              <w:rPr>
+                <w:rFonts w:hint="default" w:ascii=".applesystemuifont" w:hAnsi=".applesystemuifont" w:eastAsia=".applesystemuifont" w:cs=".applesystemuifont"/>
+                <w:kern w:val="0"/>
+                <w:sz w:val="15"/>
+                <w:szCs w:val="15"/>
+                <w:bdr w:val="none" w:color="auto" w:sz="0" w:space="0"/>
+                <w:lang w:val="en-US" w:eastAsia="zh-CN" w:bidi="ar"/>
+              </w:rPr>
+              <w:t xml:space="preserve">1. Select appointment 2. Click </w:t>
+            </w:r>
+            <w:r>
+              <w:rPr>
+                <w:rFonts w:hint="default" w:ascii=".pingfang sc" w:hAnsi=".pingfang sc" w:eastAsia=".pingfang sc" w:cs=".pingfang sc"/>
+                <w:kern w:val="0"/>
+                <w:sz w:val="15"/>
+                <w:szCs w:val="15"/>
+                <w:bdr w:val="none" w:color="auto" w:sz="0" w:space="0"/>
+                <w:lang w:val="en-US" w:eastAsia="zh-CN" w:bidi="ar"/>
               </w:rPr>
               <w:t>“</w:t>
             </w:r>
             <w:r>
               <w:rPr>
-                <w:bdr w:val="none" w:color="auto" w:sz="0" w:space="0"/>
+                <w:rFonts w:hint="default" w:ascii=".applesystemuifont" w:hAnsi=".applesystemuifont" w:eastAsia=".applesystemuifont" w:cs=".applesystemuifont"/>
+                <w:kern w:val="0"/>
+                <w:sz w:val="15"/>
+                <w:szCs w:val="15"/>
+                <w:bdr w:val="none" w:color="auto" w:sz="0" w:space="0"/>
+                <w:lang w:val="en-US" w:eastAsia="zh-CN" w:bidi="ar"/>
               </w:rPr>
               <w:t>Reschedule</w:t>
             </w:r>
             <w:r>
               <w:rPr>
-                <w:rStyle w:val="6"/>
-                <w:bdr w:val="none" w:color="auto" w:sz="0" w:space="0"/>
+                <w:rFonts w:hint="default" w:ascii=".pingfang sc" w:hAnsi=".pingfang sc" w:eastAsia=".pingfang sc" w:cs=".pingfang sc"/>
+                <w:kern w:val="0"/>
+                <w:sz w:val="15"/>
+                <w:szCs w:val="15"/>
+                <w:bdr w:val="none" w:color="auto" w:sz="0" w:space="0"/>
+                <w:lang w:val="en-US" w:eastAsia="zh-CN" w:bidi="ar"/>
               </w:rPr>
               <w:t>”</w:t>
             </w:r>
             <w:r>
               <w:rPr>
-                <w:bdr w:val="none" w:color="auto" w:sz="0" w:space="0"/>
+                <w:rFonts w:hint="default" w:ascii=".applesystemuifont" w:hAnsi=".applesystemuifont" w:eastAsia=".applesystemuifont" w:cs=".applesystemuifont"/>
+                <w:kern w:val="0"/>
+                <w:sz w:val="15"/>
+                <w:szCs w:val="15"/>
+                <w:bdr w:val="none" w:color="auto" w:sz="0" w:space="0"/>
+                <w:lang w:val="en-US" w:eastAsia="zh-CN" w:bidi="ar"/>
               </w:rPr>
               <w:t xml:space="preserve"> 3. Choose new time slot</w:t>
             </w:r>
@@ -1347,17 +2672,167 @@
           </w:tcPr>
           <w:p>
             <w:pPr>
-              <w:pStyle w:val="5"/>
-              <w:keepNext w:val="0"/>
-              <w:keepLines w:val="0"/>
-              <w:widowControl/>
-              <w:suppressLineNumbers w:val="0"/>
-            </w:pPr>
-            <w:r>
-              <w:rPr>
-                <w:bdr w:val="none" w:color="auto" w:sz="0" w:space="0"/>
+              <w:pStyle w:val="2"/>
+              <w:keepNext w:val="0"/>
+              <w:keepLines w:val="0"/>
+              <w:widowControl/>
+              <w:suppressLineNumbers w:val="0"/>
+              <w:spacing w:before="0" w:beforeAutospacing="0" w:after="0" w:afterAutospacing="0"/>
+              <w:ind w:left="0" w:right="0"/>
+              <w:jc w:val="left"/>
+              <w:rPr>
+                <w:sz w:val="15"/>
+                <w:szCs w:val="15"/>
+              </w:rPr>
+            </w:pPr>
+            <w:r>
+              <w:rPr>
+                <w:rFonts w:hint="default" w:ascii=".applesystemuifont" w:hAnsi=".applesystemuifont" w:eastAsia=".applesystemuifont" w:cs=".applesystemuifont"/>
+                <w:kern w:val="0"/>
+                <w:sz w:val="15"/>
+                <w:szCs w:val="15"/>
+                <w:bdr w:val="none" w:color="auto" w:sz="0" w:space="0"/>
+                <w:lang w:val="en-US" w:eastAsia="zh-CN" w:bidi="ar"/>
               </w:rPr>
               <w:t>Appointment updated with new time slot</w:t>
+            </w:r>
+          </w:p>
+        </w:tc>
+        <w:tc>
+          <w:tcPr>
+            <w:tcW w:w="0" w:type="auto"/>
+            <w:tcBorders>
+              <w:top w:val="single" w:color="9A9A9A" w:sz="8" w:space="0"/>
+              <w:left w:val="single" w:color="9A9A9A" w:sz="8" w:space="0"/>
+              <w:bottom w:val="single" w:color="9A9A9A" w:sz="8" w:space="0"/>
+              <w:right w:val="single" w:color="9A9A9A" w:sz="8" w:space="0"/>
+            </w:tcBorders>
+            <w:shd w:val="clear"/>
+            <w:tcMar>
+              <w:top w:w="20" w:type="dxa"/>
+              <w:left w:w="100" w:type="dxa"/>
+              <w:bottom w:w="20" w:type="dxa"/>
+              <w:right w:w="100" w:type="dxa"/>
+            </w:tcMar>
+            <w:vAlign w:val="top"/>
+          </w:tcPr>
+          <w:p>
+            <w:pPr>
+              <w:pStyle w:val="2"/>
+              <w:keepNext w:val="0"/>
+              <w:keepLines w:val="0"/>
+              <w:widowControl/>
+              <w:suppressLineNumbers w:val="0"/>
+              <w:spacing w:before="0" w:beforeAutospacing="0" w:after="0" w:afterAutospacing="0"/>
+              <w:ind w:left="0" w:right="0"/>
+              <w:jc w:val="left"/>
+              <w:rPr>
+                <w:sz w:val="15"/>
+                <w:szCs w:val="15"/>
+              </w:rPr>
+            </w:pPr>
+            <w:r>
+              <w:rPr>
+                <w:rFonts w:hint="default" w:ascii=".applesystemuifont" w:hAnsi=".applesystemuifont" w:eastAsia=".applesystemuifont" w:cs=".applesystemuifont"/>
+                <w:kern w:val="0"/>
+                <w:sz w:val="15"/>
+                <w:szCs w:val="15"/>
+                <w:bdr w:val="none" w:color="auto" w:sz="0" w:space="0"/>
+                <w:lang w:val="en-US" w:eastAsia="zh-CN" w:bidi="ar"/>
+              </w:rPr>
+              <w:t>System updated appointment with the new selected time</w:t>
+            </w:r>
+          </w:p>
+        </w:tc>
+        <w:tc>
+          <w:tcPr>
+            <w:tcW w:w="0" w:type="auto"/>
+            <w:tcBorders>
+              <w:top w:val="single" w:color="9A9A9A" w:sz="8" w:space="0"/>
+              <w:left w:val="single" w:color="9A9A9A" w:sz="8" w:space="0"/>
+              <w:bottom w:val="single" w:color="9A9A9A" w:sz="8" w:space="0"/>
+              <w:right w:val="single" w:color="9A9A9A" w:sz="8" w:space="0"/>
+            </w:tcBorders>
+            <w:shd w:val="clear"/>
+            <w:tcMar>
+              <w:top w:w="20" w:type="dxa"/>
+              <w:left w:w="100" w:type="dxa"/>
+              <w:bottom w:w="20" w:type="dxa"/>
+              <w:right w:w="100" w:type="dxa"/>
+            </w:tcMar>
+            <w:vAlign w:val="top"/>
+          </w:tcPr>
+          <w:p>
+            <w:pPr>
+              <w:pStyle w:val="2"/>
+              <w:keepNext w:val="0"/>
+              <w:keepLines w:val="0"/>
+              <w:widowControl/>
+              <w:suppressLineNumbers w:val="0"/>
+              <w:spacing w:before="0" w:beforeAutospacing="0" w:after="0" w:afterAutospacing="0"/>
+              <w:ind w:left="0" w:right="0"/>
+              <w:jc w:val="left"/>
+              <w:rPr>
+                <w:sz w:val="15"/>
+                <w:szCs w:val="15"/>
+              </w:rPr>
+            </w:pPr>
+            <w:r>
+              <w:rPr>
+                <w:rFonts w:hint="default" w:ascii=".applesystemuifont" w:hAnsi=".applesystemuifont" w:eastAsia=".applesystemuifont" w:cs=".applesystemuifont"/>
+                <w:kern w:val="0"/>
+                <w:sz w:val="15"/>
+                <w:szCs w:val="15"/>
+                <w:bdr w:val="none" w:color="auto" w:sz="0" w:space="0"/>
+                <w:lang w:val="en-US" w:eastAsia="zh-CN" w:bidi="ar"/>
+              </w:rPr>
+              <w:t>Pass</w:t>
+            </w:r>
+          </w:p>
+        </w:tc>
+        <w:tc>
+          <w:tcPr>
+            <w:tcW w:w="0" w:type="auto"/>
+            <w:tcBorders>
+              <w:top w:val="single" w:color="9A9A9A" w:sz="8" w:space="0"/>
+              <w:left w:val="single" w:color="9A9A9A" w:sz="8" w:space="0"/>
+              <w:bottom w:val="single" w:color="9A9A9A" w:sz="8" w:space="0"/>
+              <w:right w:val="single" w:color="9A9A9A" w:sz="8" w:space="0"/>
+            </w:tcBorders>
+            <w:shd w:val="clear"/>
+            <w:tcMar>
+              <w:top w:w="20" w:type="dxa"/>
+              <w:left w:w="100" w:type="dxa"/>
+              <w:bottom w:w="20" w:type="dxa"/>
+              <w:right w:w="100" w:type="dxa"/>
+            </w:tcMar>
+            <w:vAlign w:val="top"/>
+          </w:tcPr>
+          <w:p>
+            <w:pPr>
+              <w:pStyle w:val="2"/>
+              <w:keepNext w:val="0"/>
+              <w:keepLines w:val="0"/>
+              <w:widowControl/>
+              <w:suppressLineNumbers w:val="0"/>
+              <w:spacing w:before="0" w:beforeAutospacing="0" w:after="0" w:afterAutospacing="0"/>
+              <w:ind w:left="0" w:right="0"/>
+              <w:jc w:val="left"/>
+              <w:rPr>
+                <w:sz w:val="15"/>
+                <w:szCs w:val="15"/>
+              </w:rPr>
+            </w:pPr>
+            <w:r>
+              <w:rPr>
+                <w:rFonts w:hint="default" w:ascii=".applesystemuifont" w:hAnsi=".applesystemuifont" w:eastAsia=".applesystemuifont" w:cs=".applesystemuifont"/>
+                <w:kern w:val="0"/>
+                <w:sz w:val="15"/>
+                <w:szCs w:val="15"/>
+                <w:bdr w:val="none" w:color="auto" w:sz="0" w:space="0"/>
+                <w:lang w:val="en-US" w:eastAsia="zh-CN" w:bidi="ar"/>
+              </w:rPr>
+              <w:t>Rescheduling is flexible and helpful</w:t>
             </w:r>
           </w:p>
         </w:tc>
@@ -1383,15 +2858,27 @@
           </w:tcPr>
           <w:p>
             <w:pPr>
-              <w:pStyle w:val="5"/>
-              <w:keepNext w:val="0"/>
-              <w:keepLines w:val="0"/>
-              <w:widowControl/>
-              <w:suppressLineNumbers w:val="0"/>
-            </w:pPr>
-            <w:r>
-              <w:rPr>
-                <w:bdr w:val="none" w:color="auto" w:sz="0" w:space="0"/>
+              <w:pStyle w:val="2"/>
+              <w:keepNext w:val="0"/>
+              <w:keepLines w:val="0"/>
+              <w:widowControl/>
+              <w:suppressLineNumbers w:val="0"/>
+              <w:spacing w:before="0" w:beforeAutospacing="0" w:after="0" w:afterAutospacing="0"/>
+              <w:ind w:left="0" w:right="0"/>
+              <w:jc w:val="left"/>
+              <w:rPr>
+                <w:sz w:val="15"/>
+                <w:szCs w:val="15"/>
+              </w:rPr>
+            </w:pPr>
+            <w:r>
+              <w:rPr>
+                <w:rFonts w:hint="default" w:ascii=".applesystemuifont" w:hAnsi=".applesystemuifont" w:eastAsia=".applesystemuifont" w:cs=".applesystemuifont"/>
+                <w:kern w:val="0"/>
+                <w:sz w:val="15"/>
+                <w:szCs w:val="15"/>
+                <w:bdr w:val="none" w:color="auto" w:sz="0" w:space="0"/>
+                <w:lang w:val="en-US" w:eastAsia="zh-CN" w:bidi="ar"/>
               </w:rPr>
               <w:t>TC7</w:t>
             </w:r>
@@ -1417,15 +2904,27 @@
           </w:tcPr>
           <w:p>
             <w:pPr>
-              <w:pStyle w:val="5"/>
-              <w:keepNext w:val="0"/>
-              <w:keepLines w:val="0"/>
-              <w:widowControl/>
-              <w:suppressLineNumbers w:val="0"/>
-            </w:pPr>
-            <w:r>
-              <w:rPr>
-                <w:bdr w:val="none" w:color="auto" w:sz="0" w:space="0"/>
+              <w:pStyle w:val="2"/>
+              <w:keepNext w:val="0"/>
+              <w:keepLines w:val="0"/>
+              <w:widowControl/>
+              <w:suppressLineNumbers w:val="0"/>
+              <w:spacing w:before="0" w:beforeAutospacing="0" w:after="0" w:afterAutospacing="0"/>
+              <w:ind w:left="0" w:right="0"/>
+              <w:jc w:val="left"/>
+              <w:rPr>
+                <w:sz w:val="15"/>
+                <w:szCs w:val="15"/>
+              </w:rPr>
+            </w:pPr>
+            <w:r>
+              <w:rPr>
+                <w:rFonts w:hint="default" w:ascii=".applesystemuifont" w:hAnsi=".applesystemuifont" w:eastAsia=".applesystemuifont" w:cs=".applesystemuifont"/>
+                <w:kern w:val="0"/>
+                <w:sz w:val="15"/>
+                <w:szCs w:val="15"/>
+                <w:bdr w:val="none" w:color="auto" w:sz="0" w:space="0"/>
+                <w:lang w:val="en-US" w:eastAsia="zh-CN" w:bidi="ar"/>
               </w:rPr>
               <w:t>Receive appointment reminder</w:t>
             </w:r>
@@ -1451,15 +2950,27 @@
           </w:tcPr>
           <w:p>
             <w:pPr>
-              <w:pStyle w:val="5"/>
-              <w:keepNext w:val="0"/>
-              <w:keepLines w:val="0"/>
-              <w:widowControl/>
-              <w:suppressLineNumbers w:val="0"/>
-            </w:pPr>
-            <w:r>
-              <w:rPr>
-                <w:bdr w:val="none" w:color="auto" w:sz="0" w:space="0"/>
+              <w:pStyle w:val="2"/>
+              <w:keepNext w:val="0"/>
+              <w:keepLines w:val="0"/>
+              <w:widowControl/>
+              <w:suppressLineNumbers w:val="0"/>
+              <w:spacing w:before="0" w:beforeAutospacing="0" w:after="0" w:afterAutospacing="0"/>
+              <w:ind w:left="0" w:right="0"/>
+              <w:jc w:val="left"/>
+              <w:rPr>
+                <w:sz w:val="15"/>
+                <w:szCs w:val="15"/>
+              </w:rPr>
+            </w:pPr>
+            <w:r>
+              <w:rPr>
+                <w:rFonts w:hint="default" w:ascii=".applesystemuifont" w:hAnsi=".applesystemuifont" w:eastAsia=".applesystemuifont" w:cs=".applesystemuifont"/>
+                <w:kern w:val="0"/>
+                <w:sz w:val="15"/>
+                <w:szCs w:val="15"/>
+                <w:bdr w:val="none" w:color="auto" w:sz="0" w:space="0"/>
+                <w:lang w:val="en-US" w:eastAsia="zh-CN" w:bidi="ar"/>
               </w:rPr>
               <w:t>Appointment already booked</w:t>
             </w:r>
@@ -1485,15 +2996,27 @@
           </w:tcPr>
           <w:p>
             <w:pPr>
-              <w:pStyle w:val="5"/>
-              <w:keepNext w:val="0"/>
-              <w:keepLines w:val="0"/>
-              <w:widowControl/>
-              <w:suppressLineNumbers w:val="0"/>
-            </w:pPr>
-            <w:r>
-              <w:rPr>
-                <w:bdr w:val="none" w:color="auto" w:sz="0" w:space="0"/>
+              <w:pStyle w:val="2"/>
+              <w:keepNext w:val="0"/>
+              <w:keepLines w:val="0"/>
+              <w:widowControl/>
+              <w:suppressLineNumbers w:val="0"/>
+              <w:spacing w:before="0" w:beforeAutospacing="0" w:after="0" w:afterAutospacing="0"/>
+              <w:ind w:left="0" w:right="0"/>
+              <w:jc w:val="left"/>
+              <w:rPr>
+                <w:sz w:val="15"/>
+                <w:szCs w:val="15"/>
+              </w:rPr>
+            </w:pPr>
+            <w:r>
+              <w:rPr>
+                <w:rFonts w:hint="default" w:ascii=".applesystemuifont" w:hAnsi=".applesystemuifont" w:eastAsia=".applesystemuifont" w:cs=".applesystemuifont"/>
+                <w:kern w:val="0"/>
+                <w:sz w:val="15"/>
+                <w:szCs w:val="15"/>
+                <w:bdr w:val="none" w:color="auto" w:sz="0" w:space="0"/>
+                <w:lang w:val="en-US" w:eastAsia="zh-CN" w:bidi="ar"/>
               </w:rPr>
               <w:t>Wait for reminder notification</w:t>
             </w:r>
@@ -1519,17 +3042,167 @@
           </w:tcPr>
           <w:p>
             <w:pPr>
-              <w:pStyle w:val="5"/>
-              <w:keepNext w:val="0"/>
-              <w:keepLines w:val="0"/>
-              <w:widowControl/>
-              <w:suppressLineNumbers w:val="0"/>
-            </w:pPr>
-            <w:r>
-              <w:rPr>
-                <w:bdr w:val="none" w:color="auto" w:sz="0" w:space="0"/>
+              <w:pStyle w:val="2"/>
+              <w:keepNext w:val="0"/>
+              <w:keepLines w:val="0"/>
+              <w:widowControl/>
+              <w:suppressLineNumbers w:val="0"/>
+              <w:spacing w:before="0" w:beforeAutospacing="0" w:after="0" w:afterAutospacing="0"/>
+              <w:ind w:left="0" w:right="0"/>
+              <w:jc w:val="left"/>
+              <w:rPr>
+                <w:sz w:val="15"/>
+                <w:szCs w:val="15"/>
+              </w:rPr>
+            </w:pPr>
+            <w:r>
+              <w:rPr>
+                <w:rFonts w:hint="default" w:ascii=".applesystemuifont" w:hAnsi=".applesystemuifont" w:eastAsia=".applesystemuifont" w:cs=".applesystemuifont"/>
+                <w:kern w:val="0"/>
+                <w:sz w:val="15"/>
+                <w:szCs w:val="15"/>
+                <w:bdr w:val="none" w:color="auto" w:sz="0" w:space="0"/>
+                <w:lang w:val="en-US" w:eastAsia="zh-CN" w:bidi="ar"/>
               </w:rPr>
               <w:t>System sends reminder via email before appointment</w:t>
+            </w:r>
+          </w:p>
+        </w:tc>
+        <w:tc>
+          <w:tcPr>
+            <w:tcW w:w="0" w:type="auto"/>
+            <w:tcBorders>
+              <w:top w:val="single" w:color="9A9A9A" w:sz="8" w:space="0"/>
+              <w:left w:val="single" w:color="9A9A9A" w:sz="8" w:space="0"/>
+              <w:bottom w:val="single" w:color="9A9A9A" w:sz="8" w:space="0"/>
+              <w:right w:val="single" w:color="9A9A9A" w:sz="8" w:space="0"/>
+            </w:tcBorders>
+            <w:shd w:val="clear"/>
+            <w:tcMar>
+              <w:top w:w="20" w:type="dxa"/>
+              <w:left w:w="100" w:type="dxa"/>
+              <w:bottom w:w="20" w:type="dxa"/>
+              <w:right w:w="100" w:type="dxa"/>
+            </w:tcMar>
+            <w:vAlign w:val="top"/>
+          </w:tcPr>
+          <w:p>
+            <w:pPr>
+              <w:pStyle w:val="2"/>
+              <w:keepNext w:val="0"/>
+              <w:keepLines w:val="0"/>
+              <w:widowControl/>
+              <w:suppressLineNumbers w:val="0"/>
+              <w:spacing w:before="0" w:beforeAutospacing="0" w:after="0" w:afterAutospacing="0"/>
+              <w:ind w:left="0" w:right="0"/>
+              <w:jc w:val="left"/>
+              <w:rPr>
+                <w:sz w:val="15"/>
+                <w:szCs w:val="15"/>
+              </w:rPr>
+            </w:pPr>
+            <w:r>
+              <w:rPr>
+                <w:rFonts w:hint="default" w:ascii=".applesystemuifont" w:hAnsi=".applesystemuifont" w:eastAsia=".applesystemuifont" w:cs=".applesystemuifont"/>
+                <w:kern w:val="0"/>
+                <w:sz w:val="15"/>
+                <w:szCs w:val="15"/>
+                <w:bdr w:val="none" w:color="auto" w:sz="0" w:space="0"/>
+                <w:lang w:val="en-US" w:eastAsia="zh-CN" w:bidi="ar"/>
+              </w:rPr>
+              <w:t>Reminder email was received before appointment time</w:t>
+            </w:r>
+          </w:p>
+        </w:tc>
+        <w:tc>
+          <w:tcPr>
+            <w:tcW w:w="0" w:type="auto"/>
+            <w:tcBorders>
+              <w:top w:val="single" w:color="9A9A9A" w:sz="8" w:space="0"/>
+              <w:left w:val="single" w:color="9A9A9A" w:sz="8" w:space="0"/>
+              <w:bottom w:val="single" w:color="9A9A9A" w:sz="8" w:space="0"/>
+              <w:right w:val="single" w:color="9A9A9A" w:sz="8" w:space="0"/>
+            </w:tcBorders>
+            <w:shd w:val="clear"/>
+            <w:tcMar>
+              <w:top w:w="20" w:type="dxa"/>
+              <w:left w:w="100" w:type="dxa"/>
+              <w:bottom w:w="20" w:type="dxa"/>
+              <w:right w:w="100" w:type="dxa"/>
+            </w:tcMar>
+            <w:vAlign w:val="top"/>
+          </w:tcPr>
+          <w:p>
+            <w:pPr>
+              <w:pStyle w:val="2"/>
+              <w:keepNext w:val="0"/>
+              <w:keepLines w:val="0"/>
+              <w:widowControl/>
+              <w:suppressLineNumbers w:val="0"/>
+              <w:spacing w:before="0" w:beforeAutospacing="0" w:after="0" w:afterAutospacing="0"/>
+              <w:ind w:left="0" w:right="0"/>
+              <w:jc w:val="left"/>
+              <w:rPr>
+                <w:sz w:val="15"/>
+                <w:szCs w:val="15"/>
+              </w:rPr>
+            </w:pPr>
+            <w:r>
+              <w:rPr>
+                <w:rFonts w:hint="default" w:ascii=".applesystemuifont" w:hAnsi=".applesystemuifont" w:eastAsia=".applesystemuifont" w:cs=".applesystemuifont"/>
+                <w:kern w:val="0"/>
+                <w:sz w:val="15"/>
+                <w:szCs w:val="15"/>
+                <w:bdr w:val="none" w:color="auto" w:sz="0" w:space="0"/>
+                <w:lang w:val="en-US" w:eastAsia="zh-CN" w:bidi="ar"/>
+              </w:rPr>
+              <w:t>Pass</w:t>
+            </w:r>
+          </w:p>
+        </w:tc>
+        <w:tc>
+          <w:tcPr>
+            <w:tcW w:w="0" w:type="auto"/>
+            <w:tcBorders>
+              <w:top w:val="single" w:color="9A9A9A" w:sz="8" w:space="0"/>
+              <w:left w:val="single" w:color="9A9A9A" w:sz="8" w:space="0"/>
+              <w:bottom w:val="single" w:color="9A9A9A" w:sz="8" w:space="0"/>
+              <w:right w:val="single" w:color="9A9A9A" w:sz="8" w:space="0"/>
+            </w:tcBorders>
+            <w:shd w:val="clear"/>
+            <w:tcMar>
+              <w:top w:w="20" w:type="dxa"/>
+              <w:left w:w="100" w:type="dxa"/>
+              <w:bottom w:w="20" w:type="dxa"/>
+              <w:right w:w="100" w:type="dxa"/>
+            </w:tcMar>
+            <w:vAlign w:val="top"/>
+          </w:tcPr>
+          <w:p>
+            <w:pPr>
+              <w:pStyle w:val="2"/>
+              <w:keepNext w:val="0"/>
+              <w:keepLines w:val="0"/>
+              <w:widowControl/>
+              <w:suppressLineNumbers w:val="0"/>
+              <w:spacing w:before="0" w:beforeAutospacing="0" w:after="0" w:afterAutospacing="0"/>
+              <w:ind w:left="0" w:right="0"/>
+              <w:jc w:val="left"/>
+              <w:rPr>
+                <w:sz w:val="15"/>
+                <w:szCs w:val="15"/>
+              </w:rPr>
+            </w:pPr>
+            <w:r>
+              <w:rPr>
+                <w:rFonts w:hint="default" w:ascii=".applesystemuifont" w:hAnsi=".applesystemuifont" w:eastAsia=".applesystemuifont" w:cs=".applesystemuifont"/>
+                <w:kern w:val="0"/>
+                <w:sz w:val="15"/>
+                <w:szCs w:val="15"/>
+                <w:bdr w:val="none" w:color="auto" w:sz="0" w:space="0"/>
+                <w:lang w:val="en-US" w:eastAsia="zh-CN" w:bidi="ar"/>
+              </w:rPr>
+              <w:t>Reminder helps students remember their appointments</w:t>
             </w:r>
           </w:p>
         </w:tc>
@@ -1555,15 +3228,27 @@
           </w:tcPr>
           <w:p>
             <w:pPr>
-              <w:pStyle w:val="5"/>
-              <w:keepNext w:val="0"/>
-              <w:keepLines w:val="0"/>
-              <w:widowControl/>
-              <w:suppressLineNumbers w:val="0"/>
-            </w:pPr>
-            <w:r>
-              <w:rPr>
-                <w:bdr w:val="none" w:color="auto" w:sz="0" w:space="0"/>
+              <w:pStyle w:val="2"/>
+              <w:keepNext w:val="0"/>
+              <w:keepLines w:val="0"/>
+              <w:widowControl/>
+              <w:suppressLineNumbers w:val="0"/>
+              <w:spacing w:before="0" w:beforeAutospacing="0" w:after="0" w:afterAutospacing="0"/>
+              <w:ind w:left="0" w:right="0"/>
+              <w:jc w:val="left"/>
+              <w:rPr>
+                <w:sz w:val="15"/>
+                <w:szCs w:val="15"/>
+              </w:rPr>
+            </w:pPr>
+            <w:r>
+              <w:rPr>
+                <w:rFonts w:hint="default" w:ascii=".applesystemuifont" w:hAnsi=".applesystemuifont" w:eastAsia=".applesystemuifont" w:cs=".applesystemuifont"/>
+                <w:kern w:val="0"/>
+                <w:sz w:val="15"/>
+                <w:szCs w:val="15"/>
+                <w:bdr w:val="none" w:color="auto" w:sz="0" w:space="0"/>
+                <w:lang w:val="en-US" w:eastAsia="zh-CN" w:bidi="ar"/>
               </w:rPr>
               <w:t>TC8</w:t>
             </w:r>
@@ -1589,15 +3274,27 @@
           </w:tcPr>
           <w:p>
             <w:pPr>
-              <w:pStyle w:val="5"/>
-              <w:keepNext w:val="0"/>
-              <w:keepLines w:val="0"/>
-              <w:widowControl/>
-              <w:suppressLineNumbers w:val="0"/>
-            </w:pPr>
-            <w:r>
-              <w:rPr>
-                <w:bdr w:val="none" w:color="auto" w:sz="0" w:space="0"/>
+              <w:pStyle w:val="2"/>
+              <w:keepNext w:val="0"/>
+              <w:keepLines w:val="0"/>
+              <w:widowControl/>
+              <w:suppressLineNumbers w:val="0"/>
+              <w:spacing w:before="0" w:beforeAutospacing="0" w:after="0" w:afterAutospacing="0"/>
+              <w:ind w:left="0" w:right="0"/>
+              <w:jc w:val="left"/>
+              <w:rPr>
+                <w:sz w:val="15"/>
+                <w:szCs w:val="15"/>
+              </w:rPr>
+            </w:pPr>
+            <w:r>
+              <w:rPr>
+                <w:rFonts w:hint="default" w:ascii=".applesystemuifont" w:hAnsi=".applesystemuifont" w:eastAsia=".applesystemuifont" w:cs=".applesystemuifont"/>
+                <w:kern w:val="0"/>
+                <w:sz w:val="15"/>
+                <w:szCs w:val="15"/>
+                <w:bdr w:val="none" w:color="auto" w:sz="0" w:space="0"/>
+                <w:lang w:val="en-US" w:eastAsia="zh-CN" w:bidi="ar"/>
               </w:rPr>
               <w:t>Admin manages doctor schedule</w:t>
             </w:r>
@@ -1623,15 +3320,27 @@
           </w:tcPr>
           <w:p>
             <w:pPr>
-              <w:pStyle w:val="5"/>
-              <w:keepNext w:val="0"/>
-              <w:keepLines w:val="0"/>
-              <w:widowControl/>
-              <w:suppressLineNumbers w:val="0"/>
-            </w:pPr>
-            <w:r>
-              <w:rPr>
-                <w:bdr w:val="none" w:color="auto" w:sz="0" w:space="0"/>
+              <w:pStyle w:val="2"/>
+              <w:keepNext w:val="0"/>
+              <w:keepLines w:val="0"/>
+              <w:widowControl/>
+              <w:suppressLineNumbers w:val="0"/>
+              <w:spacing w:before="0" w:beforeAutospacing="0" w:after="0" w:afterAutospacing="0"/>
+              <w:ind w:left="0" w:right="0"/>
+              <w:jc w:val="left"/>
+              <w:rPr>
+                <w:sz w:val="15"/>
+                <w:szCs w:val="15"/>
+              </w:rPr>
+            </w:pPr>
+            <w:r>
+              <w:rPr>
+                <w:rFonts w:hint="default" w:ascii=".applesystemuifont" w:hAnsi=".applesystemuifont" w:eastAsia=".applesystemuifont" w:cs=".applesystemuifont"/>
+                <w:kern w:val="0"/>
+                <w:sz w:val="15"/>
+                <w:szCs w:val="15"/>
+                <w:bdr w:val="none" w:color="auto" w:sz="0" w:space="0"/>
+                <w:lang w:val="en-US" w:eastAsia="zh-CN" w:bidi="ar"/>
               </w:rPr>
               <w:t>Admin logged in</w:t>
             </w:r>
@@ -1657,15 +3366,27 @@
           </w:tcPr>
           <w:p>
             <w:pPr>
-              <w:pStyle w:val="5"/>
-              <w:keepNext w:val="0"/>
-              <w:keepLines w:val="0"/>
-              <w:widowControl/>
-              <w:suppressLineNumbers w:val="0"/>
-            </w:pPr>
-            <w:r>
-              <w:rPr>
-                <w:bdr w:val="none" w:color="auto" w:sz="0" w:space="0"/>
+              <w:pStyle w:val="2"/>
+              <w:keepNext w:val="0"/>
+              <w:keepLines w:val="0"/>
+              <w:widowControl/>
+              <w:suppressLineNumbers w:val="0"/>
+              <w:spacing w:before="0" w:beforeAutospacing="0" w:after="0" w:afterAutospacing="0"/>
+              <w:ind w:left="0" w:right="0"/>
+              <w:jc w:val="left"/>
+              <w:rPr>
+                <w:sz w:val="15"/>
+                <w:szCs w:val="15"/>
+              </w:rPr>
+            </w:pPr>
+            <w:r>
+              <w:rPr>
+                <w:rFonts w:hint="default" w:ascii=".applesystemuifont" w:hAnsi=".applesystemuifont" w:eastAsia=".applesystemuifont" w:cs=".applesystemuifont"/>
+                <w:kern w:val="0"/>
+                <w:sz w:val="15"/>
+                <w:szCs w:val="15"/>
+                <w:bdr w:val="none" w:color="auto" w:sz="0" w:space="0"/>
+                <w:lang w:val="en-US" w:eastAsia="zh-CN" w:bidi="ar"/>
               </w:rPr>
               <w:t>1. Open schedule management 2. Add or modify doctor schedule 3. Save changes</w:t>
             </w:r>
@@ -1691,17 +3412,167 @@
           </w:tcPr>
           <w:p>
             <w:pPr>
-              <w:pStyle w:val="5"/>
-              <w:keepNext w:val="0"/>
-              <w:keepLines w:val="0"/>
-              <w:widowControl/>
-              <w:suppressLineNumbers w:val="0"/>
-            </w:pPr>
-            <w:r>
-              <w:rPr>
-                <w:bdr w:val="none" w:color="auto" w:sz="0" w:space="0"/>
+              <w:pStyle w:val="2"/>
+              <w:keepNext w:val="0"/>
+              <w:keepLines w:val="0"/>
+              <w:widowControl/>
+              <w:suppressLineNumbers w:val="0"/>
+              <w:spacing w:before="0" w:beforeAutospacing="0" w:after="0" w:afterAutospacing="0"/>
+              <w:ind w:left="0" w:right="0"/>
+              <w:jc w:val="left"/>
+              <w:rPr>
+                <w:sz w:val="15"/>
+                <w:szCs w:val="15"/>
+              </w:rPr>
+            </w:pPr>
+            <w:r>
+              <w:rPr>
+                <w:rFonts w:hint="default" w:ascii=".applesystemuifont" w:hAnsi=".applesystemuifont" w:eastAsia=".applesystemuifont" w:cs=".applesystemuifont"/>
+                <w:kern w:val="0"/>
+                <w:sz w:val="15"/>
+                <w:szCs w:val="15"/>
+                <w:bdr w:val="none" w:color="auto" w:sz="0" w:space="0"/>
+                <w:lang w:val="en-US" w:eastAsia="zh-CN" w:bidi="ar"/>
               </w:rPr>
               <w:t>Doctor schedule successfully updated</w:t>
+            </w:r>
+          </w:p>
+        </w:tc>
+        <w:tc>
+          <w:tcPr>
+            <w:tcW w:w="0" w:type="auto"/>
+            <w:tcBorders>
+              <w:top w:val="single" w:color="9A9A9A" w:sz="8" w:space="0"/>
+              <w:left w:val="single" w:color="9A9A9A" w:sz="8" w:space="0"/>
+              <w:bottom w:val="single" w:color="9A9A9A" w:sz="8" w:space="0"/>
+              <w:right w:val="single" w:color="9A9A9A" w:sz="8" w:space="0"/>
+            </w:tcBorders>
+            <w:shd w:val="clear"/>
+            <w:tcMar>
+              <w:top w:w="20" w:type="dxa"/>
+              <w:left w:w="100" w:type="dxa"/>
+              <w:bottom w:w="20" w:type="dxa"/>
+              <w:right w:w="100" w:type="dxa"/>
+            </w:tcMar>
+            <w:vAlign w:val="top"/>
+          </w:tcPr>
+          <w:p>
+            <w:pPr>
+              <w:pStyle w:val="2"/>
+              <w:keepNext w:val="0"/>
+              <w:keepLines w:val="0"/>
+              <w:widowControl/>
+              <w:suppressLineNumbers w:val="0"/>
+              <w:spacing w:before="0" w:beforeAutospacing="0" w:after="0" w:afterAutospacing="0"/>
+              <w:ind w:left="0" w:right="0"/>
+              <w:jc w:val="left"/>
+              <w:rPr>
+                <w:sz w:val="15"/>
+                <w:szCs w:val="15"/>
+              </w:rPr>
+            </w:pPr>
+            <w:r>
+              <w:rPr>
+                <w:rFonts w:hint="default" w:ascii=".applesystemuifont" w:hAnsi=".applesystemuifont" w:eastAsia=".applesystemuifont" w:cs=".applesystemuifont"/>
+                <w:kern w:val="0"/>
+                <w:sz w:val="15"/>
+                <w:szCs w:val="15"/>
+                <w:bdr w:val="none" w:color="auto" w:sz="0" w:space="0"/>
+                <w:lang w:val="en-US" w:eastAsia="zh-CN" w:bidi="ar"/>
+              </w:rPr>
+              <w:t>System updated doctor schedule correctly</w:t>
+            </w:r>
+          </w:p>
+        </w:tc>
+        <w:tc>
+          <w:tcPr>
+            <w:tcW w:w="0" w:type="auto"/>
+            <w:tcBorders>
+              <w:top w:val="single" w:color="9A9A9A" w:sz="8" w:space="0"/>
+              <w:left w:val="single" w:color="9A9A9A" w:sz="8" w:space="0"/>
+              <w:bottom w:val="single" w:color="9A9A9A" w:sz="8" w:space="0"/>
+              <w:right w:val="single" w:color="9A9A9A" w:sz="8" w:space="0"/>
+            </w:tcBorders>
+            <w:shd w:val="clear"/>
+            <w:tcMar>
+              <w:top w:w="20" w:type="dxa"/>
+              <w:left w:w="100" w:type="dxa"/>
+              <w:bottom w:w="20" w:type="dxa"/>
+              <w:right w:w="100" w:type="dxa"/>
+            </w:tcMar>
+            <w:vAlign w:val="top"/>
+          </w:tcPr>
+          <w:p>
+            <w:pPr>
+              <w:pStyle w:val="2"/>
+              <w:keepNext w:val="0"/>
+              <w:keepLines w:val="0"/>
+              <w:widowControl/>
+              <w:suppressLineNumbers w:val="0"/>
+              <w:spacing w:before="0" w:beforeAutospacing="0" w:after="0" w:afterAutospacing="0"/>
+              <w:ind w:left="0" w:right="0"/>
+              <w:jc w:val="left"/>
+              <w:rPr>
+                <w:sz w:val="15"/>
+                <w:szCs w:val="15"/>
+              </w:rPr>
+            </w:pPr>
+            <w:r>
+              <w:rPr>
+                <w:rFonts w:hint="default" w:ascii=".applesystemuifont" w:hAnsi=".applesystemuifont" w:eastAsia=".applesystemuifont" w:cs=".applesystemuifont"/>
+                <w:kern w:val="0"/>
+                <w:sz w:val="15"/>
+                <w:szCs w:val="15"/>
+                <w:bdr w:val="none" w:color="auto" w:sz="0" w:space="0"/>
+                <w:lang w:val="en-US" w:eastAsia="zh-CN" w:bidi="ar"/>
+              </w:rPr>
+              <w:t>Pass</w:t>
+            </w:r>
+          </w:p>
+        </w:tc>
+        <w:tc>
+          <w:tcPr>
+            <w:tcW w:w="0" w:type="auto"/>
+            <w:tcBorders>
+              <w:top w:val="single" w:color="9A9A9A" w:sz="8" w:space="0"/>
+              <w:left w:val="single" w:color="9A9A9A" w:sz="8" w:space="0"/>
+              <w:bottom w:val="single" w:color="9A9A9A" w:sz="8" w:space="0"/>
+              <w:right w:val="single" w:color="9A9A9A" w:sz="8" w:space="0"/>
+            </w:tcBorders>
+            <w:shd w:val="clear"/>
+            <w:tcMar>
+              <w:top w:w="20" w:type="dxa"/>
+              <w:left w:w="100" w:type="dxa"/>
+              <w:bottom w:w="20" w:type="dxa"/>
+              <w:right w:w="100" w:type="dxa"/>
+            </w:tcMar>
+            <w:vAlign w:val="top"/>
+          </w:tcPr>
+          <w:p>
+            <w:pPr>
+              <w:pStyle w:val="2"/>
+              <w:keepNext w:val="0"/>
+              <w:keepLines w:val="0"/>
+              <w:widowControl/>
+              <w:suppressLineNumbers w:val="0"/>
+              <w:spacing w:before="0" w:beforeAutospacing="0" w:after="0" w:afterAutospacing="0"/>
+              <w:ind w:left="0" w:right="0"/>
+              <w:jc w:val="left"/>
+              <w:rPr>
+                <w:sz w:val="15"/>
+                <w:szCs w:val="15"/>
+              </w:rPr>
+            </w:pPr>
+            <w:r>
+              <w:rPr>
+                <w:rFonts w:hint="default" w:ascii=".applesystemuifont" w:hAnsi=".applesystemuifont" w:eastAsia=".applesystemuifont" w:cs=".applesystemuifont"/>
+                <w:kern w:val="0"/>
+                <w:sz w:val="15"/>
+                <w:szCs w:val="15"/>
+                <w:bdr w:val="none" w:color="auto" w:sz="0" w:space="0"/>
+                <w:lang w:val="en-US" w:eastAsia="zh-CN" w:bidi="ar"/>
+              </w:rPr>
+              <w:t>Schedule management is clear and easy to manage</w:t>
             </w:r>
           </w:p>
         </w:tc>
@@ -1727,15 +3598,27 @@
           </w:tcPr>
           <w:p>
             <w:pPr>
-              <w:pStyle w:val="5"/>
-              <w:keepNext w:val="0"/>
-              <w:keepLines w:val="0"/>
-              <w:widowControl/>
-              <w:suppressLineNumbers w:val="0"/>
-            </w:pPr>
-            <w:r>
-              <w:rPr>
-                <w:bdr w:val="none" w:color="auto" w:sz="0" w:space="0"/>
+              <w:pStyle w:val="2"/>
+              <w:keepNext w:val="0"/>
+              <w:keepLines w:val="0"/>
+              <w:widowControl/>
+              <w:suppressLineNumbers w:val="0"/>
+              <w:spacing w:before="0" w:beforeAutospacing="0" w:after="0" w:afterAutospacing="0"/>
+              <w:ind w:left="0" w:right="0"/>
+              <w:jc w:val="left"/>
+              <w:rPr>
+                <w:sz w:val="15"/>
+                <w:szCs w:val="15"/>
+              </w:rPr>
+            </w:pPr>
+            <w:r>
+              <w:rPr>
+                <w:rFonts w:hint="default" w:ascii=".applesystemuifont" w:hAnsi=".applesystemuifont" w:eastAsia=".applesystemuifont" w:cs=".applesystemuifont"/>
+                <w:kern w:val="0"/>
+                <w:sz w:val="15"/>
+                <w:szCs w:val="15"/>
+                <w:bdr w:val="none" w:color="auto" w:sz="0" w:space="0"/>
+                <w:lang w:val="en-US" w:eastAsia="zh-CN" w:bidi="ar"/>
               </w:rPr>
               <w:t>TC9</w:t>
             </w:r>
@@ -1761,15 +3644,27 @@
           </w:tcPr>
           <w:p>
             <w:pPr>
-              <w:pStyle w:val="5"/>
-              <w:keepNext w:val="0"/>
-              <w:keepLines w:val="0"/>
-              <w:widowControl/>
-              <w:suppressLineNumbers w:val="0"/>
-            </w:pPr>
-            <w:r>
-              <w:rPr>
-                <w:bdr w:val="none" w:color="auto" w:sz="0" w:space="0"/>
+              <w:pStyle w:val="2"/>
+              <w:keepNext w:val="0"/>
+              <w:keepLines w:val="0"/>
+              <w:widowControl/>
+              <w:suppressLineNumbers w:val="0"/>
+              <w:spacing w:before="0" w:beforeAutospacing="0" w:after="0" w:afterAutospacing="0"/>
+              <w:ind w:left="0" w:right="0"/>
+              <w:jc w:val="left"/>
+              <w:rPr>
+                <w:sz w:val="15"/>
+                <w:szCs w:val="15"/>
+              </w:rPr>
+            </w:pPr>
+            <w:r>
+              <w:rPr>
+                <w:rFonts w:hint="default" w:ascii=".applesystemuifont" w:hAnsi=".applesystemuifont" w:eastAsia=".applesystemuifont" w:cs=".applesystemuifont"/>
+                <w:kern w:val="0"/>
+                <w:sz w:val="15"/>
+                <w:szCs w:val="15"/>
+                <w:bdr w:val="none" w:color="auto" w:sz="0" w:space="0"/>
+                <w:lang w:val="en-US" w:eastAsia="zh-CN" w:bidi="ar"/>
               </w:rPr>
               <w:t>Doctor views daily appointments</w:t>
             </w:r>
@@ -1795,15 +3690,27 @@
           </w:tcPr>
           <w:p>
             <w:pPr>
-              <w:pStyle w:val="5"/>
-              <w:keepNext w:val="0"/>
-              <w:keepLines w:val="0"/>
-              <w:widowControl/>
-              <w:suppressLineNumbers w:val="0"/>
-            </w:pPr>
-            <w:r>
-              <w:rPr>
-                <w:bdr w:val="none" w:color="auto" w:sz="0" w:space="0"/>
+              <w:pStyle w:val="2"/>
+              <w:keepNext w:val="0"/>
+              <w:keepLines w:val="0"/>
+              <w:widowControl/>
+              <w:suppressLineNumbers w:val="0"/>
+              <w:spacing w:before="0" w:beforeAutospacing="0" w:after="0" w:afterAutospacing="0"/>
+              <w:ind w:left="0" w:right="0"/>
+              <w:jc w:val="left"/>
+              <w:rPr>
+                <w:sz w:val="15"/>
+                <w:szCs w:val="15"/>
+              </w:rPr>
+            </w:pPr>
+            <w:r>
+              <w:rPr>
+                <w:rFonts w:hint="default" w:ascii=".applesystemuifont" w:hAnsi=".applesystemuifont" w:eastAsia=".applesystemuifont" w:cs=".applesystemuifont"/>
+                <w:kern w:val="0"/>
+                <w:sz w:val="15"/>
+                <w:szCs w:val="15"/>
+                <w:bdr w:val="none" w:color="auto" w:sz="0" w:space="0"/>
+                <w:lang w:val="en-US" w:eastAsia="zh-CN" w:bidi="ar"/>
               </w:rPr>
               <w:t>Doctor logged in</w:t>
             </w:r>
@@ -1829,41 +3736,71 @@
           </w:tcPr>
           <w:p>
             <w:pPr>
-              <w:pStyle w:val="5"/>
-              <w:keepNext w:val="0"/>
-              <w:keepLines w:val="0"/>
-              <w:widowControl/>
-              <w:suppressLineNumbers w:val="0"/>
-            </w:pPr>
-            <w:r>
-              <w:rPr>
-                <w:bdr w:val="none" w:color="auto" w:sz="0" w:space="0"/>
+              <w:pStyle w:val="2"/>
+              <w:keepNext w:val="0"/>
+              <w:keepLines w:val="0"/>
+              <w:widowControl/>
+              <w:suppressLineNumbers w:val="0"/>
+              <w:spacing w:before="0" w:beforeAutospacing="0" w:after="0" w:afterAutospacing="0"/>
+              <w:ind w:left="0" w:right="0"/>
+              <w:jc w:val="left"/>
+              <w:rPr>
+                <w:sz w:val="15"/>
+                <w:szCs w:val="15"/>
+              </w:rPr>
+            </w:pPr>
+            <w:r>
+              <w:rPr>
+                <w:rFonts w:hint="default" w:ascii=".applesystemuifont" w:hAnsi=".applesystemuifont" w:eastAsia=".applesystemuifont" w:cs=".applesystemuifont"/>
+                <w:kern w:val="0"/>
+                <w:sz w:val="15"/>
+                <w:szCs w:val="15"/>
+                <w:bdr w:val="none" w:color="auto" w:sz="0" w:space="0"/>
+                <w:lang w:val="en-US" w:eastAsia="zh-CN" w:bidi="ar"/>
               </w:rPr>
               <w:t xml:space="preserve">1. Go to </w:t>
             </w:r>
             <w:r>
               <w:rPr>
-                <w:rStyle w:val="6"/>
-                <w:bdr w:val="none" w:color="auto" w:sz="0" w:space="0"/>
+                <w:rFonts w:hint="default" w:ascii=".pingfang sc" w:hAnsi=".pingfang sc" w:eastAsia=".pingfang sc" w:cs=".pingfang sc"/>
+                <w:kern w:val="0"/>
+                <w:sz w:val="15"/>
+                <w:szCs w:val="15"/>
+                <w:bdr w:val="none" w:color="auto" w:sz="0" w:space="0"/>
+                <w:lang w:val="en-US" w:eastAsia="zh-CN" w:bidi="ar"/>
               </w:rPr>
               <w:t>“</w:t>
             </w:r>
             <w:r>
               <w:rPr>
-                <w:bdr w:val="none" w:color="auto" w:sz="0" w:space="0"/>
+                <w:rFonts w:hint="default" w:ascii=".applesystemuifont" w:hAnsi=".applesystemuifont" w:eastAsia=".applesystemuifont" w:cs=".applesystemuifont"/>
+                <w:kern w:val="0"/>
+                <w:sz w:val="15"/>
+                <w:szCs w:val="15"/>
+                <w:bdr w:val="none" w:color="auto" w:sz="0" w:space="0"/>
+                <w:lang w:val="en-US" w:eastAsia="zh-CN" w:bidi="ar"/>
               </w:rPr>
               <w:t>Daily Appointments</w:t>
             </w:r>
             <w:r>
               <w:rPr>
-                <w:rStyle w:val="6"/>
-                <w:bdr w:val="none" w:color="auto" w:sz="0" w:space="0"/>
+                <w:rFonts w:hint="default" w:ascii=".pingfang sc" w:hAnsi=".pingfang sc" w:eastAsia=".pingfang sc" w:cs=".pingfang sc"/>
+                <w:kern w:val="0"/>
+                <w:sz w:val="15"/>
+                <w:szCs w:val="15"/>
+                <w:bdr w:val="none" w:color="auto" w:sz="0" w:space="0"/>
+                <w:lang w:val="en-US" w:eastAsia="zh-CN" w:bidi="ar"/>
               </w:rPr>
               <w:t>”</w:t>
             </w:r>
             <w:r>
               <w:rPr>
-                <w:bdr w:val="none" w:color="auto" w:sz="0" w:space="0"/>
+                <w:rFonts w:hint="default" w:ascii=".applesystemuifont" w:hAnsi=".applesystemuifont" w:eastAsia=".applesystemuifont" w:cs=".applesystemuifont"/>
+                <w:kern w:val="0"/>
+                <w:sz w:val="15"/>
+                <w:szCs w:val="15"/>
+                <w:bdr w:val="none" w:color="auto" w:sz="0" w:space="0"/>
+                <w:lang w:val="en-US" w:eastAsia="zh-CN" w:bidi="ar"/>
               </w:rPr>
               <w:t xml:space="preserve"> page</w:t>
             </w:r>
@@ -1889,17 +3826,167 @@
           </w:tcPr>
           <w:p>
             <w:pPr>
-              <w:pStyle w:val="5"/>
-              <w:keepNext w:val="0"/>
-              <w:keepLines w:val="0"/>
-              <w:widowControl/>
-              <w:suppressLineNumbers w:val="0"/>
-            </w:pPr>
-            <w:r>
-              <w:rPr>
-                <w:bdr w:val="none" w:color="auto" w:sz="0" w:space="0"/>
+              <w:pStyle w:val="2"/>
+              <w:keepNext w:val="0"/>
+              <w:keepLines w:val="0"/>
+              <w:widowControl/>
+              <w:suppressLineNumbers w:val="0"/>
+              <w:spacing w:before="0" w:beforeAutospacing="0" w:after="0" w:afterAutospacing="0"/>
+              <w:ind w:left="0" w:right="0"/>
+              <w:jc w:val="left"/>
+              <w:rPr>
+                <w:sz w:val="15"/>
+                <w:szCs w:val="15"/>
+              </w:rPr>
+            </w:pPr>
+            <w:r>
+              <w:rPr>
+                <w:rFonts w:hint="default" w:ascii=".applesystemuifont" w:hAnsi=".applesystemuifont" w:eastAsia=".applesystemuifont" w:cs=".applesystemuifont"/>
+                <w:kern w:val="0"/>
+                <w:sz w:val="15"/>
+                <w:szCs w:val="15"/>
+                <w:bdr w:val="none" w:color="auto" w:sz="0" w:space="0"/>
+                <w:lang w:val="en-US" w:eastAsia="zh-CN" w:bidi="ar"/>
               </w:rPr>
               <w:t>Doctor can see list of appointments for the day</w:t>
+            </w:r>
+          </w:p>
+        </w:tc>
+        <w:tc>
+          <w:tcPr>
+            <w:tcW w:w="0" w:type="auto"/>
+            <w:tcBorders>
+              <w:top w:val="single" w:color="9A9A9A" w:sz="8" w:space="0"/>
+              <w:left w:val="single" w:color="9A9A9A" w:sz="8" w:space="0"/>
+              <w:bottom w:val="single" w:color="9A9A9A" w:sz="8" w:space="0"/>
+              <w:right w:val="single" w:color="9A9A9A" w:sz="8" w:space="0"/>
+            </w:tcBorders>
+            <w:shd w:val="clear"/>
+            <w:tcMar>
+              <w:top w:w="20" w:type="dxa"/>
+              <w:left w:w="100" w:type="dxa"/>
+              <w:bottom w:w="20" w:type="dxa"/>
+              <w:right w:w="100" w:type="dxa"/>
+            </w:tcMar>
+            <w:vAlign w:val="top"/>
+          </w:tcPr>
+          <w:p>
+            <w:pPr>
+              <w:pStyle w:val="2"/>
+              <w:keepNext w:val="0"/>
+              <w:keepLines w:val="0"/>
+              <w:widowControl/>
+              <w:suppressLineNumbers w:val="0"/>
+              <w:spacing w:before="0" w:beforeAutospacing="0" w:after="0" w:afterAutospacing="0"/>
+              <w:ind w:left="0" w:right="0"/>
+              <w:jc w:val="left"/>
+              <w:rPr>
+                <w:sz w:val="15"/>
+                <w:szCs w:val="15"/>
+              </w:rPr>
+            </w:pPr>
+            <w:r>
+              <w:rPr>
+                <w:rFonts w:hint="default" w:ascii=".applesystemuifont" w:hAnsi=".applesystemuifont" w:eastAsia=".applesystemuifont" w:cs=".applesystemuifont"/>
+                <w:kern w:val="0"/>
+                <w:sz w:val="15"/>
+                <w:szCs w:val="15"/>
+                <w:bdr w:val="none" w:color="auto" w:sz="0" w:space="0"/>
+                <w:lang w:val="en-US" w:eastAsia="zh-CN" w:bidi="ar"/>
+              </w:rPr>
+              <w:t>System displayed daily appointment list correctly</w:t>
+            </w:r>
+          </w:p>
+        </w:tc>
+        <w:tc>
+          <w:tcPr>
+            <w:tcW w:w="0" w:type="auto"/>
+            <w:tcBorders>
+              <w:top w:val="single" w:color="9A9A9A" w:sz="8" w:space="0"/>
+              <w:left w:val="single" w:color="9A9A9A" w:sz="8" w:space="0"/>
+              <w:bottom w:val="single" w:color="9A9A9A" w:sz="8" w:space="0"/>
+              <w:right w:val="single" w:color="9A9A9A" w:sz="8" w:space="0"/>
+            </w:tcBorders>
+            <w:shd w:val="clear"/>
+            <w:tcMar>
+              <w:top w:w="20" w:type="dxa"/>
+              <w:left w:w="100" w:type="dxa"/>
+              <w:bottom w:w="20" w:type="dxa"/>
+              <w:right w:w="100" w:type="dxa"/>
+            </w:tcMar>
+            <w:vAlign w:val="top"/>
+          </w:tcPr>
+          <w:p>
+            <w:pPr>
+              <w:pStyle w:val="2"/>
+              <w:keepNext w:val="0"/>
+              <w:keepLines w:val="0"/>
+              <w:widowControl/>
+              <w:suppressLineNumbers w:val="0"/>
+              <w:spacing w:before="0" w:beforeAutospacing="0" w:after="0" w:afterAutospacing="0"/>
+              <w:ind w:left="0" w:right="0"/>
+              <w:jc w:val="left"/>
+              <w:rPr>
+                <w:sz w:val="15"/>
+                <w:szCs w:val="15"/>
+              </w:rPr>
+            </w:pPr>
+            <w:r>
+              <w:rPr>
+                <w:rFonts w:hint="default" w:ascii=".applesystemuifont" w:hAnsi=".applesystemuifont" w:eastAsia=".applesystemuifont" w:cs=".applesystemuifont"/>
+                <w:kern w:val="0"/>
+                <w:sz w:val="15"/>
+                <w:szCs w:val="15"/>
+                <w:bdr w:val="none" w:color="auto" w:sz="0" w:space="0"/>
+                <w:lang w:val="en-US" w:eastAsia="zh-CN" w:bidi="ar"/>
+              </w:rPr>
+              <w:t>Pass</w:t>
+            </w:r>
+          </w:p>
+        </w:tc>
+        <w:tc>
+          <w:tcPr>
+            <w:tcW w:w="0" w:type="auto"/>
+            <w:tcBorders>
+              <w:top w:val="single" w:color="9A9A9A" w:sz="8" w:space="0"/>
+              <w:left w:val="single" w:color="9A9A9A" w:sz="8" w:space="0"/>
+              <w:bottom w:val="single" w:color="9A9A9A" w:sz="8" w:space="0"/>
+              <w:right w:val="single" w:color="9A9A9A" w:sz="8" w:space="0"/>
+            </w:tcBorders>
+            <w:shd w:val="clear"/>
+            <w:tcMar>
+              <w:top w:w="20" w:type="dxa"/>
+              <w:left w:w="100" w:type="dxa"/>
+              <w:bottom w:w="20" w:type="dxa"/>
+              <w:right w:w="100" w:type="dxa"/>
+            </w:tcMar>
+            <w:vAlign w:val="top"/>
+          </w:tcPr>
+          <w:p>
+            <w:pPr>
+              <w:pStyle w:val="2"/>
+              <w:keepNext w:val="0"/>
+              <w:keepLines w:val="0"/>
+              <w:widowControl/>
+              <w:suppressLineNumbers w:val="0"/>
+              <w:spacing w:before="0" w:beforeAutospacing="0" w:after="0" w:afterAutospacing="0"/>
+              <w:ind w:left="0" w:right="0"/>
+              <w:jc w:val="left"/>
+              <w:rPr>
+                <w:sz w:val="15"/>
+                <w:szCs w:val="15"/>
+              </w:rPr>
+            </w:pPr>
+            <w:r>
+              <w:rPr>
+                <w:rFonts w:hint="default" w:ascii=".applesystemuifont" w:hAnsi=".applesystemuifont" w:eastAsia=".applesystemuifont" w:cs=".applesystemuifont"/>
+                <w:kern w:val="0"/>
+                <w:sz w:val="15"/>
+                <w:szCs w:val="15"/>
+                <w:bdr w:val="none" w:color="auto" w:sz="0" w:space="0"/>
+                <w:lang w:val="en-US" w:eastAsia="zh-CN" w:bidi="ar"/>
+              </w:rPr>
+              <w:t>Doctors can quickly view their daily schedule</w:t>
             </w:r>
           </w:p>
         </w:tc>
@@ -1925,15 +4012,27 @@
           </w:tcPr>
           <w:p>
             <w:pPr>
-              <w:pStyle w:val="5"/>
-              <w:keepNext w:val="0"/>
-              <w:keepLines w:val="0"/>
-              <w:widowControl/>
-              <w:suppressLineNumbers w:val="0"/>
-            </w:pPr>
-            <w:r>
-              <w:rPr>
-                <w:bdr w:val="none" w:color="auto" w:sz="0" w:space="0"/>
+              <w:pStyle w:val="2"/>
+              <w:keepNext w:val="0"/>
+              <w:keepLines w:val="0"/>
+              <w:widowControl/>
+              <w:suppressLineNumbers w:val="0"/>
+              <w:spacing w:before="0" w:beforeAutospacing="0" w:after="0" w:afterAutospacing="0"/>
+              <w:ind w:left="0" w:right="0"/>
+              <w:jc w:val="left"/>
+              <w:rPr>
+                <w:sz w:val="15"/>
+                <w:szCs w:val="15"/>
+              </w:rPr>
+            </w:pPr>
+            <w:r>
+              <w:rPr>
+                <w:rFonts w:hint="default" w:ascii=".applesystemuifont" w:hAnsi=".applesystemuifont" w:eastAsia=".applesystemuifont" w:cs=".applesystemuifont"/>
+                <w:kern w:val="0"/>
+                <w:sz w:val="15"/>
+                <w:szCs w:val="15"/>
+                <w:bdr w:val="none" w:color="auto" w:sz="0" w:space="0"/>
+                <w:lang w:val="en-US" w:eastAsia="zh-CN" w:bidi="ar"/>
               </w:rPr>
               <w:t>TC10</w:t>
             </w:r>
@@ -1959,15 +4058,27 @@
           </w:tcPr>
           <w:p>
             <w:pPr>
-              <w:pStyle w:val="5"/>
-              <w:keepNext w:val="0"/>
-              <w:keepLines w:val="0"/>
-              <w:widowControl/>
-              <w:suppressLineNumbers w:val="0"/>
-            </w:pPr>
-            <w:r>
-              <w:rPr>
-                <w:bdr w:val="none" w:color="auto" w:sz="0" w:space="0"/>
+              <w:pStyle w:val="2"/>
+              <w:keepNext w:val="0"/>
+              <w:keepLines w:val="0"/>
+              <w:widowControl/>
+              <w:suppressLineNumbers w:val="0"/>
+              <w:spacing w:before="0" w:beforeAutospacing="0" w:after="0" w:afterAutospacing="0"/>
+              <w:ind w:left="0" w:right="0"/>
+              <w:jc w:val="left"/>
+              <w:rPr>
+                <w:sz w:val="15"/>
+                <w:szCs w:val="15"/>
+              </w:rPr>
+            </w:pPr>
+            <w:r>
+              <w:rPr>
+                <w:rFonts w:hint="default" w:ascii=".applesystemuifont" w:hAnsi=".applesystemuifont" w:eastAsia=".applesystemuifont" w:cs=".applesystemuifont"/>
+                <w:kern w:val="0"/>
+                <w:sz w:val="15"/>
+                <w:szCs w:val="15"/>
+                <w:bdr w:val="none" w:color="auto" w:sz="0" w:space="0"/>
+                <w:lang w:val="en-US" w:eastAsia="zh-CN" w:bidi="ar"/>
               </w:rPr>
               <w:t>Admin views appointment statistics</w:t>
             </w:r>
@@ -1993,15 +4104,27 @@
           </w:tcPr>
           <w:p>
             <w:pPr>
-              <w:pStyle w:val="5"/>
-              <w:keepNext w:val="0"/>
-              <w:keepLines w:val="0"/>
-              <w:widowControl/>
-              <w:suppressLineNumbers w:val="0"/>
-            </w:pPr>
-            <w:r>
-              <w:rPr>
-                <w:bdr w:val="none" w:color="auto" w:sz="0" w:space="0"/>
+              <w:pStyle w:val="2"/>
+              <w:keepNext w:val="0"/>
+              <w:keepLines w:val="0"/>
+              <w:widowControl/>
+              <w:suppressLineNumbers w:val="0"/>
+              <w:spacing w:before="0" w:beforeAutospacing="0" w:after="0" w:afterAutospacing="0"/>
+              <w:ind w:left="0" w:right="0"/>
+              <w:jc w:val="left"/>
+              <w:rPr>
+                <w:sz w:val="15"/>
+                <w:szCs w:val="15"/>
+              </w:rPr>
+            </w:pPr>
+            <w:r>
+              <w:rPr>
+                <w:rFonts w:hint="default" w:ascii=".applesystemuifont" w:hAnsi=".applesystemuifont" w:eastAsia=".applesystemuifont" w:cs=".applesystemuifont"/>
+                <w:kern w:val="0"/>
+                <w:sz w:val="15"/>
+                <w:szCs w:val="15"/>
+                <w:bdr w:val="none" w:color="auto" w:sz="0" w:space="0"/>
+                <w:lang w:val="en-US" w:eastAsia="zh-CN" w:bidi="ar"/>
               </w:rPr>
               <w:t>Admin logged in</w:t>
             </w:r>
@@ -2027,59 +4150,269 @@
           </w:tcPr>
           <w:p>
             <w:pPr>
-              <w:pStyle w:val="5"/>
-              <w:keepNext w:val="0"/>
-              <w:keepLines w:val="0"/>
-              <w:widowControl/>
-              <w:suppressLineNumbers w:val="0"/>
-            </w:pPr>
-            <w:r>
-              <w:rPr>
-                <w:bdr w:val="none" w:color="auto" w:sz="0" w:space="0"/>
-              </w:rPr>
-              <w:t>1. Open reports/statistics page</w:t>
-            </w:r>
-          </w:p>
-        </w:tc>
-        <w:tc>
-          <w:tcPr>
-            <w:tcW w:w="0" w:type="auto"/>
-            <w:tcBorders>
-              <w:top w:val="single" w:color="9A9A9A" w:sz="8" w:space="0"/>
-              <w:left w:val="single" w:color="9A9A9A" w:sz="8" w:space="0"/>
-              <w:bottom w:val="single" w:color="9A9A9A" w:sz="8" w:space="0"/>
-              <w:right w:val="single" w:color="9A9A9A" w:sz="8" w:space="0"/>
-            </w:tcBorders>
-            <w:shd w:val="clear"/>
-            <w:tcMar>
-              <w:top w:w="20" w:type="dxa"/>
-              <w:left w:w="100" w:type="dxa"/>
-              <w:bottom w:w="20" w:type="dxa"/>
-              <w:right w:w="100" w:type="dxa"/>
-            </w:tcMar>
-            <w:vAlign w:val="top"/>
-          </w:tcPr>
-          <w:p>
-            <w:pPr>
-              <w:pStyle w:val="5"/>
-              <w:keepNext w:val="0"/>
-              <w:keepLines w:val="0"/>
-              <w:widowControl/>
-              <w:suppressLineNumbers w:val="0"/>
-            </w:pPr>
-            <w:r>
-              <w:rPr>
-                <w:bdr w:val="none" w:color="auto" w:sz="0" w:space="0"/>
-              </w:rPr>
-              <w:t>System displays appointment statistics and reports</w:t>
+              <w:pStyle w:val="2"/>
+              <w:keepNext w:val="0"/>
+              <w:keepLines w:val="0"/>
+              <w:widowControl/>
+              <w:suppressLineNumbers w:val="0"/>
+              <w:spacing w:before="0" w:beforeAutospacing="0" w:after="0" w:afterAutospacing="0"/>
+              <w:ind w:left="0" w:right="0"/>
+              <w:jc w:val="left"/>
+              <w:rPr>
+                <w:sz w:val="15"/>
+                <w:szCs w:val="15"/>
+              </w:rPr>
+            </w:pPr>
+            <w:r>
+              <w:rPr>
+                <w:rFonts w:hint="default" w:ascii=".applesystemuifont" w:hAnsi=".applesystemuifont" w:eastAsia=".applesystemuifont" w:cs=".applesystemuifont"/>
+                <w:kern w:val="0"/>
+                <w:sz w:val="15"/>
+                <w:szCs w:val="15"/>
+                <w:bdr w:val="none" w:color="auto" w:sz="0" w:space="0"/>
+                <w:lang w:val="en-US" w:eastAsia="zh-CN" w:bidi="ar"/>
+              </w:rPr>
+              <w:t>1. Open statistics page</w:t>
+            </w:r>
+          </w:p>
+        </w:tc>
+        <w:tc>
+          <w:tcPr>
+            <w:tcW w:w="0" w:type="auto"/>
+            <w:tcBorders>
+              <w:top w:val="single" w:color="9A9A9A" w:sz="8" w:space="0"/>
+              <w:left w:val="single" w:color="9A9A9A" w:sz="8" w:space="0"/>
+              <w:bottom w:val="single" w:color="9A9A9A" w:sz="8" w:space="0"/>
+              <w:right w:val="single" w:color="9A9A9A" w:sz="8" w:space="0"/>
+            </w:tcBorders>
+            <w:shd w:val="clear"/>
+            <w:tcMar>
+              <w:top w:w="20" w:type="dxa"/>
+              <w:left w:w="100" w:type="dxa"/>
+              <w:bottom w:w="20" w:type="dxa"/>
+              <w:right w:w="100" w:type="dxa"/>
+            </w:tcMar>
+            <w:vAlign w:val="top"/>
+          </w:tcPr>
+          <w:p>
+            <w:pPr>
+              <w:pStyle w:val="2"/>
+              <w:keepNext w:val="0"/>
+              <w:keepLines w:val="0"/>
+              <w:widowControl/>
+              <w:suppressLineNumbers w:val="0"/>
+              <w:spacing w:before="0" w:beforeAutospacing="0" w:after="0" w:afterAutospacing="0"/>
+              <w:ind w:left="0" w:right="0"/>
+              <w:jc w:val="left"/>
+              <w:rPr>
+                <w:sz w:val="15"/>
+                <w:szCs w:val="15"/>
+              </w:rPr>
+            </w:pPr>
+            <w:r>
+              <w:rPr>
+                <w:rFonts w:hint="default" w:ascii=".applesystemuifont" w:hAnsi=".applesystemuifont" w:eastAsia=".applesystemuifont" w:cs=".applesystemuifont"/>
+                <w:kern w:val="0"/>
+                <w:sz w:val="15"/>
+                <w:szCs w:val="15"/>
+                <w:bdr w:val="none" w:color="auto" w:sz="0" w:space="0"/>
+                <w:lang w:val="en-US" w:eastAsia="zh-CN" w:bidi="ar"/>
+              </w:rPr>
+              <w:t>System displays appointment statistics</w:t>
+            </w:r>
+          </w:p>
+        </w:tc>
+        <w:tc>
+          <w:tcPr>
+            <w:tcW w:w="0" w:type="auto"/>
+            <w:tcBorders>
+              <w:top w:val="single" w:color="9A9A9A" w:sz="8" w:space="0"/>
+              <w:left w:val="single" w:color="9A9A9A" w:sz="8" w:space="0"/>
+              <w:bottom w:val="single" w:color="9A9A9A" w:sz="8" w:space="0"/>
+              <w:right w:val="single" w:color="9A9A9A" w:sz="8" w:space="0"/>
+            </w:tcBorders>
+            <w:shd w:val="clear"/>
+            <w:tcMar>
+              <w:top w:w="20" w:type="dxa"/>
+              <w:left w:w="100" w:type="dxa"/>
+              <w:bottom w:w="20" w:type="dxa"/>
+              <w:right w:w="100" w:type="dxa"/>
+            </w:tcMar>
+            <w:vAlign w:val="top"/>
+          </w:tcPr>
+          <w:p>
+            <w:pPr>
+              <w:pStyle w:val="2"/>
+              <w:keepNext w:val="0"/>
+              <w:keepLines w:val="0"/>
+              <w:widowControl/>
+              <w:suppressLineNumbers w:val="0"/>
+              <w:spacing w:before="0" w:beforeAutospacing="0" w:after="0" w:afterAutospacing="0"/>
+              <w:ind w:left="0" w:right="0"/>
+              <w:jc w:val="left"/>
+              <w:rPr>
+                <w:sz w:val="15"/>
+                <w:szCs w:val="15"/>
+              </w:rPr>
+            </w:pPr>
+            <w:r>
+              <w:rPr>
+                <w:rFonts w:hint="default" w:ascii=".applesystemuifont" w:hAnsi=".applesystemuifont" w:eastAsia=".applesystemuifont" w:cs=".applesystemuifont"/>
+                <w:kern w:val="0"/>
+                <w:sz w:val="15"/>
+                <w:szCs w:val="15"/>
+                <w:bdr w:val="none" w:color="auto" w:sz="0" w:space="0"/>
+                <w:lang w:val="en-US" w:eastAsia="zh-CN" w:bidi="ar"/>
+              </w:rPr>
+              <w:t>Appointment statistics displayed correctly in dashboard</w:t>
+            </w:r>
+          </w:p>
+        </w:tc>
+        <w:tc>
+          <w:tcPr>
+            <w:tcW w:w="0" w:type="auto"/>
+            <w:tcBorders>
+              <w:top w:val="single" w:color="9A9A9A" w:sz="8" w:space="0"/>
+              <w:left w:val="single" w:color="9A9A9A" w:sz="8" w:space="0"/>
+              <w:bottom w:val="single" w:color="9A9A9A" w:sz="8" w:space="0"/>
+              <w:right w:val="single" w:color="9A9A9A" w:sz="8" w:space="0"/>
+            </w:tcBorders>
+            <w:shd w:val="clear"/>
+            <w:tcMar>
+              <w:top w:w="20" w:type="dxa"/>
+              <w:left w:w="100" w:type="dxa"/>
+              <w:bottom w:w="20" w:type="dxa"/>
+              <w:right w:w="100" w:type="dxa"/>
+            </w:tcMar>
+            <w:vAlign w:val="top"/>
+          </w:tcPr>
+          <w:p>
+            <w:pPr>
+              <w:pStyle w:val="2"/>
+              <w:keepNext w:val="0"/>
+              <w:keepLines w:val="0"/>
+              <w:widowControl/>
+              <w:suppressLineNumbers w:val="0"/>
+              <w:spacing w:before="0" w:beforeAutospacing="0" w:after="0" w:afterAutospacing="0"/>
+              <w:ind w:left="0" w:right="0"/>
+              <w:jc w:val="left"/>
+              <w:rPr>
+                <w:sz w:val="15"/>
+                <w:szCs w:val="15"/>
+              </w:rPr>
+            </w:pPr>
+            <w:r>
+              <w:rPr>
+                <w:rFonts w:hint="default" w:ascii=".applesystemuifont" w:hAnsi=".applesystemuifont" w:eastAsia=".applesystemuifont" w:cs=".applesystemuifont"/>
+                <w:kern w:val="0"/>
+                <w:sz w:val="15"/>
+                <w:szCs w:val="15"/>
+                <w:bdr w:val="none" w:color="auto" w:sz="0" w:space="0"/>
+                <w:lang w:val="en-US" w:eastAsia="zh-CN" w:bidi="ar"/>
+              </w:rPr>
+              <w:t>Pass</w:t>
+            </w:r>
+          </w:p>
+        </w:tc>
+        <w:tc>
+          <w:tcPr>
+            <w:tcW w:w="0" w:type="auto"/>
+            <w:tcBorders>
+              <w:top w:val="single" w:color="9A9A9A" w:sz="8" w:space="0"/>
+              <w:left w:val="single" w:color="9A9A9A" w:sz="8" w:space="0"/>
+              <w:bottom w:val="single" w:color="9A9A9A" w:sz="8" w:space="0"/>
+              <w:right w:val="single" w:color="9A9A9A" w:sz="8" w:space="0"/>
+            </w:tcBorders>
+            <w:shd w:val="clear"/>
+            <w:tcMar>
+              <w:top w:w="20" w:type="dxa"/>
+              <w:left w:w="100" w:type="dxa"/>
+              <w:bottom w:w="20" w:type="dxa"/>
+              <w:right w:w="100" w:type="dxa"/>
+            </w:tcMar>
+            <w:vAlign w:val="top"/>
+          </w:tcPr>
+          <w:p>
+            <w:pPr>
+              <w:pStyle w:val="2"/>
+              <w:keepNext w:val="0"/>
+              <w:keepLines w:val="0"/>
+              <w:widowControl/>
+              <w:suppressLineNumbers w:val="0"/>
+              <w:spacing w:before="0" w:beforeAutospacing="0" w:after="0" w:afterAutospacing="0"/>
+              <w:ind w:left="0" w:right="0"/>
+              <w:jc w:val="left"/>
+              <w:rPr>
+                <w:sz w:val="15"/>
+                <w:szCs w:val="15"/>
+              </w:rPr>
+            </w:pPr>
+            <w:r>
+              <w:rPr>
+                <w:rFonts w:hint="default" w:ascii=".applesystemuifont" w:hAnsi=".applesystemuifont" w:eastAsia=".applesystemuifont" w:cs=".applesystemuifont"/>
+                <w:kern w:val="0"/>
+                <w:sz w:val="15"/>
+                <w:szCs w:val="15"/>
+                <w:bdr w:val="none" w:color="auto" w:sz="0" w:space="0"/>
+                <w:lang w:val="en-US" w:eastAsia="zh-CN" w:bidi="ar"/>
+              </w:rPr>
+              <w:t>Statistics help management evaluate clinic performance</w:t>
             </w:r>
           </w:p>
         </w:tc>
       </w:tr>
     </w:tbl>
     <w:p>
+      <w:pPr>
+        <w:rPr>
+          <w:sz w:val="15"/>
+          <w:szCs w:val="15"/>
+        </w:rPr>
+      </w:pPr>
+    </w:p>
+    <w:p>
+      <w:pPr>
+        <w:rPr>
+          <w:rFonts w:hint="eastAsia"/>
+          <w:sz w:val="21"/>
+          <w:szCs w:val="21"/>
+        </w:rPr>
+      </w:pPr>
+      <w:r>
+        <w:rPr>
+          <w:rFonts w:hint="eastAsia"/>
+          <w:sz w:val="21"/>
+          <w:szCs w:val="21"/>
+        </w:rPr>
+        <w:t>User Acceptance Testing (UAT) Summary</w:t>
+      </w:r>
+    </w:p>
+    <w:p>
+      <w:pPr>
+        <w:rPr>
+          <w:rFonts w:hint="eastAsia"/>
+          <w:sz w:val="21"/>
+          <w:szCs w:val="21"/>
+        </w:rPr>
+      </w:pPr>
       <w:bookmarkStart w:id="0" w:name="_GoBack"/>
       <w:bookmarkEnd w:id="0"/>
+    </w:p>
+    <w:p>
+      <w:pPr>
+        <w:rPr>
+          <w:sz w:val="15"/>
+          <w:szCs w:val="15"/>
+        </w:rPr>
+      </w:pPr>
+      <w:r>
+        <w:rPr>
+          <w:rFonts w:hint="eastAsia"/>
+          <w:sz w:val="15"/>
+          <w:szCs w:val="15"/>
+        </w:rPr>
+        <w:t>User acceptance testing is conducted by a group of students, doctors, and clinic administrators to evaluate the functionality and usability of the system. The testers performed key tasks such as registering an account, viewing available appointment slots, scheduling appointments, and managing schedules. Overall, user feedback states that the system is easy to operate and the interface is concise and clear. Most functions are running normally, and the appointment registration and cancellation functions have been successfully completed. Some users suggest adding clearer notification prompts and optimizing the timing of reminders. Based on feedback, minor improvements will be considered in subsequent versions.</w:t>
+      </w:r>
     </w:p>
     <w:sectPr>
       <w:pgSz w:w="11906" w:h="16838"/>
@@ -2367,12 +4700,12 @@
       <w:lang w:val="en-US" w:eastAsia="zh-CN" w:bidi="ar-SA"/>
     </w:rPr>
   </w:style>
-  <w:style w:type="character" w:default="1" w:styleId="3">
+  <w:style w:type="character" w:default="1" w:styleId="4">
     <w:name w:val="Default Paragraph Font"/>
     <w:semiHidden/>
     <w:uiPriority w:val="0"/>
   </w:style>
-  <w:style w:type="table" w:default="1" w:styleId="2">
+  <w:style w:type="table" w:default="1" w:styleId="3">
     <w:name w:val="Normal Table"/>
     <w:semiHidden/>
     <w:uiPriority w:val="0"/>
@@ -2385,7 +4718,15 @@
       </w:tblCellMar>
     </w:tblPr>
   </w:style>
-  <w:style w:type="paragraph" w:customStyle="1" w:styleId="4">
+  <w:style w:type="paragraph" w:styleId="2">
+    <w:name w:val="Normal (Web)"/>
+    <w:basedOn w:val="1"/>
+    <w:uiPriority w:val="0"/>
+    <w:rPr>
+      <w:sz w:val="24"/>
+    </w:rPr>
+  </w:style>
+  <w:style w:type="paragraph" w:customStyle="1" w:styleId="5">
     <w:name w:val="p1"/>
     <w:basedOn w:val="1"/>
     <w:uiPriority w:val="0"/>
@@ -2402,7 +4743,7 @@
       <w:lang w:val="en-US" w:eastAsia="zh-CN" w:bidi="ar"/>
     </w:rPr>
   </w:style>
-  <w:style w:type="paragraph" w:customStyle="1" w:styleId="5">
+  <w:style w:type="paragraph" w:customStyle="1" w:styleId="6">
     <w:name w:val="p2"/>
     <w:basedOn w:val="1"/>
     <w:uiPriority w:val="0"/>
@@ -2419,9 +4760,9 @@
       <w:lang w:val="en-US" w:eastAsia="zh-CN" w:bidi="ar"/>
     </w:rPr>
   </w:style>
-  <w:style w:type="character" w:customStyle="1" w:styleId="6">
+  <w:style w:type="character" w:customStyle="1" w:styleId="7">
     <w:name w:val="s1"/>
-    <w:basedOn w:val="3"/>
+    <w:basedOn w:val="4"/>
     <w:uiPriority w:val="0"/>
     <w:rPr>
       <w:rFonts w:ascii=".pingfang sc" w:hAnsi=".pingfang sc" w:eastAsia=".pingfang sc" w:cs=".pingfang sc"/>
